--- a/Fase 1/Evidencias Grupales/1.5_GuiaEstudiante_Fase 1_Definicion Proyecto APT.docx
+++ b/Fase 1/Evidencias Grupales/1.5_GuiaEstudiante_Fase 1_Definicion Proyecto APT.docx
@@ -3507,6 +3507,15 @@
             </w:pPr>
             <w:r>
               <w:rPr>
+                <w:b w:val="1"/>
+                <w:bCs w:val="1"/>
+                <w:color w:val="1f3864"/>
+                <w:rtl w:val="0"/>
+              </w:rPr>
+              <w:t xml:space="preserve">Validar la correcta integración de todos los componentes del software,garantizando el cumplimiento de los requerimientos funcionales y el paso a producción </w:t>
+            </w:r>
+            <w:r>
+              <w:rPr>
                 <w:rtl w:val="0"/>
               </w:rPr>
             </w:r>
@@ -3872,7 +3881,7 @@
     <w:tbl>
       <w:tblPr>
         <w:tblStyle w:val="Table14"/>
-        <w:tblW w:w="11061.000000000002" w:type="dxa"/>
+        <w:tblW w:w="8603.172842978694" w:type="dxa"/>
         <w:jc w:val="center"/>
         <w:tblBorders>
           <w:top w:color="bfbfbf" w:space="0" w:sz="4" w:val="single"/>
@@ -3892,13 +3901,9 @@
         <w:gridCol w:w="1228.9135785106535"/>
         <w:gridCol w:w="1228.9135785106535"/>
         <w:gridCol w:w="1228.9135785106535"/>
-        <w:gridCol w:w="1228.9135785106535"/>
-        <w:gridCol w:w="1228.9135785106535"/>
         <w:gridCol w:w="1229.6913719147742"/>
         <w:tblGridChange w:id="0">
           <w:tblGrid>
-            <w:gridCol w:w="1228.9135785106535"/>
-            <w:gridCol w:w="1228.9135785106535"/>
             <w:gridCol w:w="1228.9135785106535"/>
             <w:gridCol w:w="1228.9135785106535"/>
             <w:gridCol w:w="1228.9135785106535"/>
@@ -3916,7 +3921,7 @@
         </w:trPr>
         <w:tc>
           <w:tcPr>
-            <w:gridSpan w:val="9"/>
+            <w:gridSpan w:val="7"/>
           </w:tcPr>
           <w:p>
             <w:pPr>
@@ -4099,67 +4104,7 @@
                 <w:color w:val="1f3864"/>
                 <w:rtl w:val="0"/>
               </w:rPr>
-              <w:t xml:space="preserve">Navarro</w:t>
-            </w:r>
-            <w:r>
-              <w:rPr>
-                <w:rtl w:val="0"/>
-              </w:rPr>
-            </w:r>
-          </w:p>
-        </w:tc>
-        <w:tc>
-          <w:tcPr>
-            <w:tcBorders>
-              <w:left w:color="ffffff" w:space="0" w:sz="4" w:val="single"/>
-            </w:tcBorders>
-            <w:shd w:fill="d9d9d9" w:val="clear"/>
-            <w:vAlign w:val="center"/>
-          </w:tcPr>
-          <w:p>
-            <w:pPr>
-              <w:jc w:val="center"/>
-              <w:rPr>
-                <w:rFonts w:ascii="Calibri" w:cs="Calibri" w:eastAsia="Calibri" w:hAnsi="Calibri"/>
-                <w:color w:val="1f3864"/>
-              </w:rPr>
-            </w:pPr>
-            <w:r>
-              <w:rPr>
-                <w:color w:val="1f3864"/>
-                <w:rtl w:val="0"/>
-              </w:rPr>
-              <w:t xml:space="preserve">Carreño</w:t>
-            </w:r>
-            <w:r>
-              <w:rPr>
-                <w:rtl w:val="0"/>
-              </w:rPr>
-            </w:r>
-          </w:p>
-        </w:tc>
-        <w:tc>
-          <w:tcPr>
-            <w:tcBorders>
-              <w:left w:color="ffffff" w:space="0" w:sz="4" w:val="single"/>
-            </w:tcBorders>
-            <w:shd w:fill="d9d9d9" w:val="clear"/>
-            <w:vAlign w:val="center"/>
-          </w:tcPr>
-          <w:p>
-            <w:pPr>
-              <w:jc w:val="center"/>
-              <w:rPr>
-                <w:rFonts w:ascii="Calibri" w:cs="Calibri" w:eastAsia="Calibri" w:hAnsi="Calibri"/>
-                <w:color w:val="1f3864"/>
-              </w:rPr>
-            </w:pPr>
-            <w:r>
-              <w:rPr>
-                <w:color w:val="1f3864"/>
-                <w:rtl w:val="0"/>
-              </w:rPr>
-              <w:t xml:space="preserve">Garay</w:t>
+              <w:t xml:space="preserve">Responsable</w:t>
             </w:r>
             <w:r>
               <w:rPr>
@@ -4212,7 +4157,6 @@
             </w:pPr>
             <w:r>
               <w:rPr>
-                <w:rFonts w:ascii="Calibri" w:cs="Calibri" w:eastAsia="Calibri" w:hAnsi="Calibri"/>
                 <w:i w:val="1"/>
                 <w:iCs w:val="1"/>
                 <w:color w:val="548dd4"/>
@@ -4220,7 +4164,12 @@
                 <w:szCs w:val="18"/>
                 <w:rtl w:val="0"/>
               </w:rPr>
-              <w:t xml:space="preserve">Nombra las competencias o unidades de competencias que se relacionan con las diferentes actividades requeridas para el desarrollo de la actividad.</w:t>
+              <w:t xml:space="preserve">Seguridad y Ciberseguridad </w:t>
+            </w:r>
+            <w:r>
+              <w:rPr>
+                <w:rtl w:val="0"/>
+              </w:rPr>
             </w:r>
           </w:p>
         </w:tc>
@@ -4237,6 +4186,46 @@
               </w:rPr>
             </w:pPr>
             <w:r>
+              <w:rPr>
+                <w:b w:val="1"/>
+                <w:bCs w:val="1"/>
+                <w:sz w:val="18"/>
+                <w:szCs w:val="18"/>
+                <w:rtl w:val="0"/>
+              </w:rPr>
+              <w:t xml:space="preserve">Planificación y Constitución </w:t>
+            </w:r>
+          </w:p>
+        </w:tc>
+        <w:tc>
+          <w:tcPr/>
+          <w:p>
+            <w:pPr>
+              <w:jc w:val="both"/>
+              <w:rPr>
+                <w:b w:val="1"/>
+                <w:bCs w:val="1"/>
+                <w:sz w:val="18"/>
+                <w:szCs w:val="18"/>
+              </w:rPr>
+            </w:pPr>
+            <w:r>
+              <w:rPr>
+                <w:b w:val="1"/>
+                <w:bCs w:val="1"/>
+                <w:sz w:val="18"/>
+                <w:szCs w:val="18"/>
+                <w:rtl w:val="0"/>
+              </w:rPr>
+              <w:t xml:space="preserve">Redacción del Acta de Constitución, organización y reglas del equipo. </w:t>
+            </w:r>
+          </w:p>
+        </w:tc>
+        <w:tc>
+          <w:tcPr/>
+          <w:p>
+            <w:pPr>
+              <w:jc w:val="both"/>
               <w:rPr>
                 <w:rFonts w:ascii="Calibri" w:cs="Calibri" w:eastAsia="Calibri" w:hAnsi="Calibri"/>
                 <w:i w:val="1"/>
@@ -4244,32 +4233,10 @@
                 <w:color w:val="548dd4"/>
                 <w:sz w:val="18"/>
                 <w:szCs w:val="18"/>
-                <w:rtl w:val="0"/>
-              </w:rPr>
-              <w:t xml:space="preserve">Señale el nombre de la tarea o actividad.</w:t>
-            </w:r>
-            <w:r>
-              <w:rPr>
-                <w:rtl w:val="0"/>
-              </w:rPr>
-            </w:r>
-          </w:p>
-        </w:tc>
-        <w:tc>
-          <w:tcPr/>
-          <w:p>
-            <w:pPr>
-              <w:jc w:val="both"/>
-              <w:rPr>
-                <w:b w:val="1"/>
-                <w:bCs w:val="1"/>
-                <w:sz w:val="18"/>
-                <w:szCs w:val="18"/>
-              </w:rPr>
-            </w:pPr>
-            <w:r>
-              <w:rPr>
-                <w:rFonts w:ascii="Calibri" w:cs="Calibri" w:eastAsia="Calibri" w:hAnsi="Calibri"/>
+              </w:rPr>
+            </w:pPr>
+            <w:r>
+              <w:rPr>
                 <w:i w:val="1"/>
                 <w:iCs w:val="1"/>
                 <w:color w:val="548dd4"/>
@@ -4277,17 +4244,21 @@
                 <w:szCs w:val="18"/>
                 <w:rtl w:val="0"/>
               </w:rPr>
-              <w:t xml:space="preserve">Describe la tarea o actividad.</w:t>
-            </w:r>
-            <w:r>
-              <w:rPr>
-                <w:rtl w:val="0"/>
-              </w:rPr>
-            </w:r>
-          </w:p>
-        </w:tc>
-        <w:tc>
-          <w:tcPr/>
+              <w:t xml:space="preserve">Computadores, Word, Meet. </w:t>
+            </w:r>
+            <w:r>
+              <w:rPr>
+                <w:rtl w:val="0"/>
+              </w:rPr>
+            </w:r>
+          </w:p>
+        </w:tc>
+        <w:tc>
+          <w:tcPr>
+            <w:tcBorders>
+              <w:right w:color="ffffff" w:space="0" w:sz="4" w:val="single"/>
+            </w:tcBorders>
+          </w:tcPr>
           <w:p>
             <w:pPr>
               <w:jc w:val="both"/>
@@ -4302,7 +4273,6 @@
             </w:pPr>
             <w:r>
               <w:rPr>
-                <w:rFonts w:ascii="Calibri" w:cs="Calibri" w:eastAsia="Calibri" w:hAnsi="Calibri"/>
                 <w:i w:val="1"/>
                 <w:iCs w:val="1"/>
                 <w:color w:val="548dd4"/>
@@ -4310,53 +4280,8 @@
                 <w:szCs w:val="18"/>
                 <w:rtl w:val="0"/>
               </w:rPr>
-              <w:t xml:space="preserve">Nombra los recursos necesarios para llevar a cabo las actividades definidas.</w:t>
-            </w:r>
-          </w:p>
-        </w:tc>
-        <w:tc>
-          <w:tcPr>
-            <w:tcBorders>
-              <w:right w:color="ffffff" w:space="0" w:sz="4" w:val="single"/>
-            </w:tcBorders>
-          </w:tcPr>
-          <w:p>
-            <w:pPr>
-              <w:jc w:val="both"/>
-              <w:rPr>
-                <w:rFonts w:ascii="Calibri" w:cs="Calibri" w:eastAsia="Calibri" w:hAnsi="Calibri"/>
-                <w:i w:val="1"/>
-                <w:iCs w:val="1"/>
-                <w:color w:val="548dd4"/>
-                <w:sz w:val="18"/>
-                <w:szCs w:val="18"/>
-              </w:rPr>
-            </w:pPr>
-            <w:r>
-              <w:rPr>
-                <w:rFonts w:ascii="Calibri" w:cs="Calibri" w:eastAsia="Calibri" w:hAnsi="Calibri"/>
-                <w:i w:val="1"/>
-                <w:iCs w:val="1"/>
-                <w:color w:val="548dd4"/>
-                <w:sz w:val="18"/>
-                <w:szCs w:val="18"/>
-                <w:rtl w:val="0"/>
-              </w:rPr>
-              <w:t xml:space="preserve">Escribe la duración de actividades o tarea.</w:t>
-            </w:r>
-          </w:p>
-          <w:p>
-            <w:pPr>
-              <w:jc w:val="both"/>
-              <w:rPr>
-                <w:rFonts w:ascii="Calibri" w:cs="Calibri" w:eastAsia="Calibri" w:hAnsi="Calibri"/>
-                <w:i w:val="1"/>
-                <w:iCs w:val="1"/>
-                <w:color w:val="548dd4"/>
-                <w:sz w:val="18"/>
-                <w:szCs w:val="18"/>
-              </w:rPr>
-            </w:pPr>
+              <w:t xml:space="preserve">2 Semanas (S1-S2) </w:t>
+            </w:r>
             <w:r>
               <w:rPr>
                 <w:rtl w:val="0"/>
@@ -4383,15 +4308,196 @@
             </w:pPr>
             <w:r>
               <w:rPr>
+                <w:b w:val="1"/>
+                <w:bCs w:val="1"/>
+                <w:sz w:val="18"/>
+                <w:szCs w:val="18"/>
+                <w:rtl w:val="0"/>
+              </w:rPr>
+              <w:t xml:space="preserve">Garay</w:t>
+            </w:r>
+          </w:p>
+        </w:tc>
+        <w:tc>
+          <w:tcPr/>
+          <w:p>
+            <w:pPr>
+              <w:jc w:val="both"/>
+              <w:rPr>
+                <w:b w:val="1"/>
+                <w:bCs w:val="1"/>
+                <w:sz w:val="18"/>
+                <w:szCs w:val="18"/>
+              </w:rPr>
+            </w:pPr>
+            <w:r>
+              <w:rPr>
+                <w:b w:val="1"/>
+                <w:bCs w:val="1"/>
+                <w:sz w:val="18"/>
+                <w:szCs w:val="18"/>
+                <w:rtl w:val="0"/>
+              </w:rPr>
+              <w:t xml:space="preserve">Facilitador: Documentación base previa disponible. </w:t>
+            </w:r>
+          </w:p>
+        </w:tc>
+      </w:tr>
+      <w:tr>
+        <w:trPr>
+          <w:cantSplit w:val="0"/>
+          <w:tblHeader w:val="0"/>
+        </w:trPr>
+        <w:tc>
+          <w:tcPr/>
+          <w:p>
+            <w:pPr>
+              <w:jc w:val="both"/>
+              <w:rPr>
                 <w:rFonts w:ascii="Calibri" w:cs="Calibri" w:eastAsia="Calibri" w:hAnsi="Calibri"/>
                 <w:i w:val="1"/>
                 <w:iCs w:val="1"/>
                 <w:color w:val="548dd4"/>
                 <w:sz w:val="18"/>
                 <w:szCs w:val="18"/>
-                <w:rtl w:val="0"/>
-              </w:rPr>
-              <w:t xml:space="preserve">Escribe el nombre del integrante del equipo responsable de la actividad y tareas asociadas.</w:t>
+              </w:rPr>
+            </w:pPr>
+            <w:r>
+              <w:rPr>
+                <w:i w:val="1"/>
+                <w:iCs w:val="1"/>
+                <w:color w:val="548dd4"/>
+                <w:sz w:val="18"/>
+                <w:szCs w:val="18"/>
+                <w:rtl w:val="0"/>
+              </w:rPr>
+              <w:t xml:space="preserve">Programación Web </w:t>
+            </w:r>
+            <w:r>
+              <w:rPr>
+                <w:rtl w:val="0"/>
+              </w:rPr>
+            </w:r>
+          </w:p>
+        </w:tc>
+        <w:tc>
+          <w:tcPr/>
+          <w:p>
+            <w:pPr>
+              <w:jc w:val="both"/>
+              <w:rPr>
+                <w:i w:val="1"/>
+                <w:iCs w:val="1"/>
+                <w:color w:val="548dd4"/>
+                <w:sz w:val="18"/>
+                <w:szCs w:val="18"/>
+              </w:rPr>
+            </w:pPr>
+            <w:r>
+              <w:rPr>
+                <w:i w:val="1"/>
+                <w:iCs w:val="1"/>
+                <w:color w:val="548dd4"/>
+                <w:sz w:val="18"/>
+                <w:szCs w:val="18"/>
+                <w:rtl w:val="0"/>
+              </w:rPr>
+              <w:t xml:space="preserve">Levantamiento y Arquitectura </w:t>
+            </w:r>
+          </w:p>
+        </w:tc>
+        <w:tc>
+          <w:tcPr/>
+          <w:p>
+            <w:pPr>
+              <w:jc w:val="both"/>
+              <w:rPr>
+                <w:rFonts w:ascii="Calibri" w:cs="Calibri" w:eastAsia="Calibri" w:hAnsi="Calibri"/>
+                <w:i w:val="1"/>
+                <w:iCs w:val="1"/>
+                <w:color w:val="548dd4"/>
+                <w:sz w:val="18"/>
+                <w:szCs w:val="18"/>
+              </w:rPr>
+            </w:pPr>
+            <w:r>
+              <w:rPr>
+                <w:i w:val="1"/>
+                <w:iCs w:val="1"/>
+                <w:color w:val="548dd4"/>
+                <w:sz w:val="18"/>
+                <w:szCs w:val="18"/>
+                <w:rtl w:val="0"/>
+              </w:rPr>
+              <w:t xml:space="preserve">Especificación de Requerimientos (ERS), casos de uso y diagramas </w:t>
+            </w:r>
+            <w:r>
+              <w:rPr>
+                <w:rtl w:val="0"/>
+              </w:rPr>
+            </w:r>
+          </w:p>
+        </w:tc>
+        <w:tc>
+          <w:tcPr/>
+          <w:p>
+            <w:pPr>
+              <w:jc w:val="both"/>
+              <w:rPr>
+                <w:rFonts w:ascii="Calibri" w:cs="Calibri" w:eastAsia="Calibri" w:hAnsi="Calibri"/>
+                <w:i w:val="1"/>
+                <w:iCs w:val="1"/>
+                <w:color w:val="548dd4"/>
+                <w:sz w:val="18"/>
+                <w:szCs w:val="18"/>
+              </w:rPr>
+            </w:pPr>
+            <w:r>
+              <w:rPr>
+                <w:i w:val="1"/>
+                <w:iCs w:val="1"/>
+                <w:color w:val="548dd4"/>
+                <w:sz w:val="18"/>
+                <w:szCs w:val="18"/>
+                <w:rtl w:val="0"/>
+              </w:rPr>
+              <w:t xml:space="preserve">Enterprise Architect, Figma. </w:t>
+            </w:r>
+            <w:r>
+              <w:rPr>
+                <w:rtl w:val="0"/>
+              </w:rPr>
+            </w:r>
+          </w:p>
+        </w:tc>
+        <w:tc>
+          <w:tcPr>
+            <w:tcBorders>
+              <w:right w:color="ffffff" w:space="0" w:sz="4" w:val="single"/>
+            </w:tcBorders>
+          </w:tcPr>
+          <w:p>
+            <w:pPr>
+              <w:jc w:val="both"/>
+              <w:rPr>
+                <w:rFonts w:ascii="Calibri" w:cs="Calibri" w:eastAsia="Calibri" w:hAnsi="Calibri"/>
+                <w:i w:val="1"/>
+                <w:iCs w:val="1"/>
+                <w:color w:val="548dd4"/>
+                <w:sz w:val="18"/>
+                <w:szCs w:val="18"/>
+              </w:rPr>
+            </w:pPr>
+            <w:r>
+              <w:rPr>
+                <w:i w:val="1"/>
+                <w:iCs w:val="1"/>
+                <w:color w:val="548dd4"/>
+                <w:sz w:val="18"/>
+                <w:szCs w:val="18"/>
+                <w:rtl w:val="0"/>
+              </w:rPr>
+              <w:t xml:space="preserve">4 Semanas (S3-S6) </w:t>
             </w:r>
             <w:r>
               <w:rPr>
@@ -4421,6 +4527,226 @@
             </w:pPr>
             <w:r>
               <w:rPr>
+                <w:i w:val="1"/>
+                <w:iCs w:val="1"/>
+                <w:color w:val="548dd4"/>
+                <w:sz w:val="18"/>
+                <w:szCs w:val="18"/>
+                <w:rtl w:val="0"/>
+              </w:rPr>
+              <w:t xml:space="preserve">Carreño</w:t>
+            </w:r>
+            <w:r>
+              <w:rPr>
+                <w:rtl w:val="0"/>
+              </w:rPr>
+            </w:r>
+          </w:p>
+        </w:tc>
+        <w:tc>
+          <w:tcPr/>
+          <w:p>
+            <w:pPr>
+              <w:jc w:val="both"/>
+              <w:rPr>
+                <w:rFonts w:ascii="Calibri" w:cs="Calibri" w:eastAsia="Calibri" w:hAnsi="Calibri"/>
+                <w:i w:val="1"/>
+                <w:iCs w:val="1"/>
+                <w:color w:val="548dd4"/>
+                <w:sz w:val="18"/>
+                <w:szCs w:val="18"/>
+              </w:rPr>
+            </w:pPr>
+            <w:r>
+              <w:rPr>
+                <w:b w:val="1"/>
+                <w:bCs w:val="1"/>
+                <w:i w:val="1"/>
+                <w:iCs w:val="1"/>
+                <w:color w:val="548dd4"/>
+                <w:sz w:val="18"/>
+                <w:szCs w:val="18"/>
+                <w:rtl w:val="0"/>
+              </w:rPr>
+              <w:t xml:space="preserve">Dificultad:</w:t>
+            </w:r>
+            <w:r>
+              <w:rPr>
+                <w:i w:val="1"/>
+                <w:iCs w:val="1"/>
+                <w:color w:val="548dd4"/>
+                <w:sz w:val="18"/>
+                <w:szCs w:val="18"/>
+                <w:rtl w:val="0"/>
+              </w:rPr>
+              <w:t xml:space="preserve"> Claridad en las reglas de negocio académicas. </w:t>
+            </w:r>
+            <w:r>
+              <w:rPr>
+                <w:rtl w:val="0"/>
+              </w:rPr>
+            </w:r>
+          </w:p>
+        </w:tc>
+      </w:tr>
+      <w:tr>
+        <w:trPr>
+          <w:cantSplit w:val="0"/>
+          <w:tblHeader w:val="0"/>
+        </w:trPr>
+        <w:tc>
+          <w:tcPr/>
+          <w:p>
+            <w:pPr>
+              <w:jc w:val="both"/>
+              <w:rPr>
+                <w:rFonts w:ascii="Calibri" w:cs="Calibri" w:eastAsia="Calibri" w:hAnsi="Calibri"/>
+                <w:i w:val="1"/>
+                <w:iCs w:val="1"/>
+                <w:color w:val="548dd4"/>
+                <w:sz w:val="18"/>
+                <w:szCs w:val="18"/>
+              </w:rPr>
+            </w:pPr>
+            <w:r>
+              <w:rPr>
+                <w:i w:val="1"/>
+                <w:iCs w:val="1"/>
+                <w:color w:val="548dd4"/>
+                <w:sz w:val="18"/>
+                <w:szCs w:val="18"/>
+                <w:rtl w:val="0"/>
+              </w:rPr>
+              <w:t xml:space="preserve">Modelamiento de Bases de Datos </w:t>
+            </w:r>
+            <w:r>
+              <w:rPr>
+                <w:rtl w:val="0"/>
+              </w:rPr>
+            </w:r>
+          </w:p>
+        </w:tc>
+        <w:tc>
+          <w:tcPr/>
+          <w:p>
+            <w:pPr>
+              <w:jc w:val="both"/>
+              <w:rPr>
+                <w:i w:val="1"/>
+                <w:iCs w:val="1"/>
+                <w:color w:val="548dd4"/>
+                <w:sz w:val="18"/>
+                <w:szCs w:val="18"/>
+              </w:rPr>
+            </w:pPr>
+            <w:r>
+              <w:rPr>
+                <w:i w:val="1"/>
+                <w:iCs w:val="1"/>
+                <w:color w:val="548dd4"/>
+                <w:sz w:val="18"/>
+                <w:szCs w:val="18"/>
+                <w:rtl w:val="0"/>
+              </w:rPr>
+              <w:t xml:space="preserve">Scripting y Modelo BD </w:t>
+            </w:r>
+          </w:p>
+        </w:tc>
+        <w:tc>
+          <w:tcPr/>
+          <w:p>
+            <w:pPr>
+              <w:jc w:val="both"/>
+              <w:rPr>
+                <w:rFonts w:ascii="Calibri" w:cs="Calibri" w:eastAsia="Calibri" w:hAnsi="Calibri"/>
+                <w:i w:val="1"/>
+                <w:iCs w:val="1"/>
+                <w:color w:val="548dd4"/>
+                <w:sz w:val="18"/>
+                <w:szCs w:val="18"/>
+              </w:rPr>
+            </w:pPr>
+            <w:r>
+              <w:rPr>
+                <w:i w:val="1"/>
+                <w:iCs w:val="1"/>
+                <w:color w:val="548dd4"/>
+                <w:sz w:val="18"/>
+                <w:szCs w:val="18"/>
+                <w:rtl w:val="0"/>
+              </w:rPr>
+              <w:t xml:space="preserve">Diseño e implementación de tablas, índices y funciones PL/SQL. </w:t>
+            </w:r>
+            <w:r>
+              <w:rPr>
+                <w:rtl w:val="0"/>
+              </w:rPr>
+            </w:r>
+          </w:p>
+        </w:tc>
+        <w:tc>
+          <w:tcPr/>
+          <w:p>
+            <w:pPr>
+              <w:jc w:val="both"/>
+              <w:rPr>
+                <w:rFonts w:ascii="Calibri" w:cs="Calibri" w:eastAsia="Calibri" w:hAnsi="Calibri"/>
+                <w:i w:val="1"/>
+                <w:iCs w:val="1"/>
+                <w:color w:val="548dd4"/>
+                <w:sz w:val="18"/>
+                <w:szCs w:val="18"/>
+              </w:rPr>
+            </w:pPr>
+            <w:r>
+              <w:rPr>
+                <w:i w:val="1"/>
+                <w:iCs w:val="1"/>
+                <w:color w:val="548dd4"/>
+                <w:sz w:val="18"/>
+                <w:szCs w:val="18"/>
+                <w:rtl w:val="0"/>
+              </w:rPr>
+              <w:t xml:space="preserve">Oracle / PostgreSQL, SQL Developer. </w:t>
+            </w:r>
+            <w:r>
+              <w:rPr>
+                <w:rtl w:val="0"/>
+              </w:rPr>
+            </w:r>
+          </w:p>
+        </w:tc>
+        <w:tc>
+          <w:tcPr>
+            <w:tcBorders>
+              <w:right w:color="ffffff" w:space="0" w:sz="4" w:val="single"/>
+            </w:tcBorders>
+          </w:tcPr>
+          <w:p>
+            <w:pPr>
+              <w:jc w:val="both"/>
+              <w:rPr>
+                <w:rFonts w:ascii="Calibri" w:cs="Calibri" w:eastAsia="Calibri" w:hAnsi="Calibri"/>
+                <w:i w:val="1"/>
+                <w:iCs w:val="1"/>
+                <w:color w:val="548dd4"/>
+                <w:sz w:val="18"/>
+                <w:szCs w:val="18"/>
+              </w:rPr>
+            </w:pPr>
+            <w:r>
+              <w:rPr>
+                <w:i w:val="1"/>
+                <w:iCs w:val="1"/>
+                <w:color w:val="548dd4"/>
+                <w:sz w:val="18"/>
+                <w:szCs w:val="18"/>
+                <w:rtl w:val="0"/>
+              </w:rPr>
+              <w:t xml:space="preserve">2 Semanas (S7-S8) </w:t>
+            </w:r>
+            <w:r>
+              <w:rPr>
                 <w:rtl w:val="0"/>
               </w:rPr>
             </w:r>
@@ -4447,26 +4773,6 @@
             </w:pPr>
             <w:r>
               <w:rPr>
-                <w:rtl w:val="0"/>
-              </w:rPr>
-            </w:r>
-          </w:p>
-        </w:tc>
-        <w:tc>
-          <w:tcPr/>
-          <w:p>
-            <w:pPr>
-              <w:jc w:val="both"/>
-              <w:rPr>
-                <w:b w:val="1"/>
-                <w:bCs w:val="1"/>
-                <w:sz w:val="18"/>
-                <w:szCs w:val="18"/>
-              </w:rPr>
-            </w:pPr>
-            <w:r>
-              <w:rPr>
-                <w:rFonts w:ascii="Calibri" w:cs="Calibri" w:eastAsia="Calibri" w:hAnsi="Calibri"/>
                 <w:i w:val="1"/>
                 <w:iCs w:val="1"/>
                 <w:color w:val="548dd4"/>
@@ -4474,7 +4780,52 @@
                 <w:szCs w:val="18"/>
                 <w:rtl w:val="0"/>
               </w:rPr>
-              <w:t xml:space="preserve">Escribe las dificultades o facilitadores que se podrían presentar durante la ejecución de cada una de las actividades propuestas para llevar a cabo el plan de trabajo.</w:t>
+              <w:t xml:space="preserve">Navarro</w:t>
+            </w:r>
+            <w:r>
+              <w:rPr>
+                <w:rtl w:val="0"/>
+              </w:rPr>
+            </w:r>
+          </w:p>
+        </w:tc>
+        <w:tc>
+          <w:tcPr/>
+          <w:p>
+            <w:pPr>
+              <w:jc w:val="both"/>
+              <w:rPr>
+                <w:rFonts w:ascii="Calibri" w:cs="Calibri" w:eastAsia="Calibri" w:hAnsi="Calibri"/>
+                <w:i w:val="1"/>
+                <w:iCs w:val="1"/>
+                <w:color w:val="548dd4"/>
+                <w:sz w:val="18"/>
+                <w:szCs w:val="18"/>
+              </w:rPr>
+            </w:pPr>
+            <w:r>
+              <w:rPr>
+                <w:b w:val="1"/>
+                <w:bCs w:val="1"/>
+                <w:i w:val="1"/>
+                <w:iCs w:val="1"/>
+                <w:color w:val="548dd4"/>
+                <w:sz w:val="18"/>
+                <w:szCs w:val="18"/>
+                <w:rtl w:val="0"/>
+              </w:rPr>
+              <w:t xml:space="preserve">Facilitador:</w:t>
+            </w:r>
+            <w:r>
+              <w:rPr>
+                <w:i w:val="1"/>
+                <w:iCs w:val="1"/>
+                <w:color w:val="548dd4"/>
+                <w:sz w:val="18"/>
+                <w:szCs w:val="18"/>
+                <w:rtl w:val="0"/>
+              </w:rPr>
+              <w:t xml:space="preserve"> Estructura relacional bien definida. </w:t>
             </w:r>
             <w:r>
               <w:rPr>
@@ -4495,7 +4846,6 @@
             <w:pPr>
               <w:jc w:val="both"/>
               <w:rPr>
-                <w:rFonts w:ascii="Calibri" w:cs="Calibri" w:eastAsia="Calibri" w:hAnsi="Calibri"/>
                 <w:i w:val="1"/>
                 <w:iCs w:val="1"/>
                 <w:color w:val="548dd4"/>
@@ -4505,39 +4855,23 @@
             </w:pPr>
             <w:r>
               <w:rPr>
-                <w:rtl w:val="0"/>
-              </w:rPr>
-            </w:r>
-          </w:p>
-        </w:tc>
-        <w:tc>
-          <w:tcPr/>
-          <w:p>
-            <w:pPr>
-              <w:jc w:val="both"/>
-              <w:rPr>
-                <w:rFonts w:ascii="Calibri" w:cs="Calibri" w:eastAsia="Calibri" w:hAnsi="Calibri"/>
                 <w:i w:val="1"/>
                 <w:iCs w:val="1"/>
                 <w:color w:val="548dd4"/>
                 <w:sz w:val="18"/>
                 <w:szCs w:val="18"/>
-              </w:rPr>
-            </w:pPr>
-            <w:r>
-              <w:rPr>
-                <w:rtl w:val="0"/>
-              </w:rPr>
-            </w:r>
-          </w:p>
-        </w:tc>
-        <w:tc>
-          <w:tcPr/>
-          <w:p>
-            <w:pPr>
-              <w:jc w:val="both"/>
-              <w:rPr>
-                <w:rFonts w:ascii="Calibri" w:cs="Calibri" w:eastAsia="Calibri" w:hAnsi="Calibri"/>
+                <w:rtl w:val="0"/>
+              </w:rPr>
+              <w:t xml:space="preserve">Programación Web </w:t>
+            </w:r>
+          </w:p>
+        </w:tc>
+        <w:tc>
+          <w:tcPr/>
+          <w:p>
+            <w:pPr>
+              <w:jc w:val="both"/>
+              <w:rPr>
                 <w:i w:val="1"/>
                 <w:iCs w:val="1"/>
                 <w:color w:val="548dd4"/>
@@ -4547,25 +4881,74 @@
             </w:pPr>
             <w:r>
               <w:rPr>
-                <w:rtl w:val="0"/>
-              </w:rPr>
-            </w:r>
-          </w:p>
-        </w:tc>
-        <w:tc>
-          <w:tcPr/>
-          <w:p>
-            <w:pPr>
-              <w:jc w:val="both"/>
-              <w:rPr>
-                <w:rFonts w:ascii="Calibri" w:cs="Calibri" w:eastAsia="Calibri" w:hAnsi="Calibri"/>
                 <w:i w:val="1"/>
                 <w:iCs w:val="1"/>
                 <w:color w:val="548dd4"/>
                 <w:sz w:val="18"/>
                 <w:szCs w:val="18"/>
-              </w:rPr>
-            </w:pPr>
+                <w:rtl w:val="0"/>
+              </w:rPr>
+              <w:t xml:space="preserve">Desarrollo Módulos Web </w:t>
+            </w:r>
+          </w:p>
+        </w:tc>
+        <w:tc>
+          <w:tcPr/>
+          <w:p>
+            <w:pPr>
+              <w:jc w:val="both"/>
+              <w:rPr>
+                <w:rFonts w:ascii="Calibri" w:cs="Calibri" w:eastAsia="Calibri" w:hAnsi="Calibri"/>
+                <w:i w:val="1"/>
+                <w:iCs w:val="1"/>
+                <w:color w:val="548dd4"/>
+                <w:sz w:val="18"/>
+                <w:szCs w:val="18"/>
+              </w:rPr>
+            </w:pPr>
+            <w:r>
+              <w:rPr>
+                <w:i w:val="1"/>
+                <w:iCs w:val="1"/>
+                <w:color w:val="548dd4"/>
+                <w:sz w:val="18"/>
+                <w:szCs w:val="18"/>
+                <w:rtl w:val="0"/>
+              </w:rPr>
+              <w:t xml:space="preserve">Programación frontend/backend de Solicitudes, Denuncias e IA. </w:t>
+            </w:r>
+            <w:r>
+              <w:rPr>
+                <w:rtl w:val="0"/>
+              </w:rPr>
+            </w:r>
+          </w:p>
+        </w:tc>
+        <w:tc>
+          <w:tcPr/>
+          <w:p>
+            <w:pPr>
+              <w:jc w:val="both"/>
+              <w:rPr>
+                <w:rFonts w:ascii="Calibri" w:cs="Calibri" w:eastAsia="Calibri" w:hAnsi="Calibri"/>
+                <w:i w:val="1"/>
+                <w:iCs w:val="1"/>
+                <w:color w:val="548dd4"/>
+                <w:sz w:val="18"/>
+                <w:szCs w:val="18"/>
+              </w:rPr>
+            </w:pPr>
+            <w:r>
+              <w:rPr>
+                <w:i w:val="1"/>
+                <w:iCs w:val="1"/>
+                <w:color w:val="548dd4"/>
+                <w:sz w:val="18"/>
+                <w:szCs w:val="18"/>
+                <w:rtl w:val="0"/>
+              </w:rPr>
+              <w:t xml:space="preserve">VS Code, Node.js, API IA. </w:t>
+            </w:r>
             <w:r>
               <w:rPr>
                 <w:rtl w:val="0"/>
@@ -4591,6 +4974,17 @@
                 <w:szCs w:val="18"/>
               </w:rPr>
             </w:pPr>
+            <w:r>
+              <w:rPr>
+                <w:i w:val="1"/>
+                <w:iCs w:val="1"/>
+                <w:color w:val="548dd4"/>
+                <w:sz w:val="18"/>
+                <w:szCs w:val="18"/>
+                <w:rtl w:val="0"/>
+              </w:rPr>
+              <w:t xml:space="preserve">5 Semanas (S9-S13) </w:t>
+            </w:r>
             <w:r>
               <w:rPr>
                 <w:rtl w:val="0"/>
@@ -4619,6 +5013,226 @@
             </w:pPr>
             <w:r>
               <w:rPr>
+                <w:i w:val="1"/>
+                <w:iCs w:val="1"/>
+                <w:color w:val="548dd4"/>
+                <w:sz w:val="18"/>
+                <w:szCs w:val="18"/>
+                <w:rtl w:val="0"/>
+              </w:rPr>
+              <w:t xml:space="preserve">Navarro y Carreño</w:t>
+            </w:r>
+            <w:r>
+              <w:rPr>
+                <w:rtl w:val="0"/>
+              </w:rPr>
+            </w:r>
+          </w:p>
+        </w:tc>
+        <w:tc>
+          <w:tcPr/>
+          <w:p>
+            <w:pPr>
+              <w:jc w:val="both"/>
+              <w:rPr>
+                <w:rFonts w:ascii="Calibri" w:cs="Calibri" w:eastAsia="Calibri" w:hAnsi="Calibri"/>
+                <w:i w:val="1"/>
+                <w:iCs w:val="1"/>
+                <w:color w:val="548dd4"/>
+                <w:sz w:val="18"/>
+                <w:szCs w:val="18"/>
+              </w:rPr>
+            </w:pPr>
+            <w:r>
+              <w:rPr>
+                <w:b w:val="1"/>
+                <w:bCs w:val="1"/>
+                <w:i w:val="1"/>
+                <w:iCs w:val="1"/>
+                <w:color w:val="548dd4"/>
+                <w:sz w:val="18"/>
+                <w:szCs w:val="18"/>
+                <w:rtl w:val="0"/>
+              </w:rPr>
+              <w:t xml:space="preserve">Dificultad:</w:t>
+            </w:r>
+            <w:r>
+              <w:rPr>
+                <w:i w:val="1"/>
+                <w:iCs w:val="1"/>
+                <w:color w:val="548dd4"/>
+                <w:sz w:val="18"/>
+                <w:szCs w:val="18"/>
+                <w:rtl w:val="0"/>
+              </w:rPr>
+              <w:t xml:space="preserve"> Integración fluida del motor de Inteligencia Artificial. </w:t>
+            </w:r>
+            <w:r>
+              <w:rPr>
+                <w:rtl w:val="0"/>
+              </w:rPr>
+            </w:r>
+          </w:p>
+        </w:tc>
+      </w:tr>
+      <w:tr>
+        <w:trPr>
+          <w:cantSplit w:val="0"/>
+          <w:tblHeader w:val="0"/>
+        </w:trPr>
+        <w:tc>
+          <w:tcPr/>
+          <w:p>
+            <w:pPr>
+              <w:jc w:val="both"/>
+              <w:rPr>
+                <w:i w:val="1"/>
+                <w:iCs w:val="1"/>
+                <w:color w:val="548dd4"/>
+                <w:sz w:val="18"/>
+                <w:szCs w:val="18"/>
+              </w:rPr>
+            </w:pPr>
+            <w:r>
+              <w:rPr>
+                <w:i w:val="1"/>
+                <w:iCs w:val="1"/>
+                <w:color w:val="548dd4"/>
+                <w:sz w:val="18"/>
+                <w:szCs w:val="18"/>
+                <w:rtl w:val="0"/>
+              </w:rPr>
+              <w:t xml:space="preserve">Seguridad y Ciberseguridad </w:t>
+            </w:r>
+          </w:p>
+        </w:tc>
+        <w:tc>
+          <w:tcPr/>
+          <w:p>
+            <w:pPr>
+              <w:jc w:val="both"/>
+              <w:rPr>
+                <w:rFonts w:ascii="Calibri" w:cs="Calibri" w:eastAsia="Calibri" w:hAnsi="Calibri"/>
+                <w:i w:val="1"/>
+                <w:iCs w:val="1"/>
+                <w:color w:val="548dd4"/>
+                <w:sz w:val="18"/>
+                <w:szCs w:val="18"/>
+              </w:rPr>
+            </w:pPr>
+            <w:r>
+              <w:rPr>
+                <w:i w:val="1"/>
+                <w:iCs w:val="1"/>
+                <w:color w:val="548dd4"/>
+                <w:sz w:val="18"/>
+                <w:szCs w:val="18"/>
+                <w:rtl w:val="0"/>
+              </w:rPr>
+              <w:t xml:space="preserve">Testing y Pruebas QA </w:t>
+            </w:r>
+            <w:r>
+              <w:rPr>
+                <w:rtl w:val="0"/>
+              </w:rPr>
+            </w:r>
+          </w:p>
+        </w:tc>
+        <w:tc>
+          <w:tcPr/>
+          <w:p>
+            <w:pPr>
+              <w:jc w:val="both"/>
+              <w:rPr>
+                <w:rFonts w:ascii="Calibri" w:cs="Calibri" w:eastAsia="Calibri" w:hAnsi="Calibri"/>
+                <w:i w:val="1"/>
+                <w:iCs w:val="1"/>
+                <w:color w:val="548dd4"/>
+                <w:sz w:val="18"/>
+                <w:szCs w:val="18"/>
+              </w:rPr>
+            </w:pPr>
+            <w:r>
+              <w:rPr>
+                <w:i w:val="1"/>
+                <w:iCs w:val="1"/>
+                <w:color w:val="548dd4"/>
+                <w:sz w:val="18"/>
+                <w:szCs w:val="18"/>
+                <w:rtl w:val="0"/>
+              </w:rPr>
+              <w:t xml:space="preserve">Ejecución de pruebas funcionales, de seguridad y con usuarios. </w:t>
+            </w:r>
+            <w:r>
+              <w:rPr>
+                <w:rtl w:val="0"/>
+              </w:rPr>
+            </w:r>
+          </w:p>
+        </w:tc>
+        <w:tc>
+          <w:tcPr/>
+          <w:p>
+            <w:pPr>
+              <w:jc w:val="both"/>
+              <w:rPr>
+                <w:rFonts w:ascii="Calibri" w:cs="Calibri" w:eastAsia="Calibri" w:hAnsi="Calibri"/>
+                <w:i w:val="1"/>
+                <w:iCs w:val="1"/>
+                <w:color w:val="548dd4"/>
+                <w:sz w:val="18"/>
+                <w:szCs w:val="18"/>
+              </w:rPr>
+            </w:pPr>
+            <w:r>
+              <w:rPr>
+                <w:i w:val="1"/>
+                <w:iCs w:val="1"/>
+                <w:color w:val="548dd4"/>
+                <w:sz w:val="18"/>
+                <w:szCs w:val="18"/>
+                <w:rtl w:val="0"/>
+              </w:rPr>
+              <w:t xml:space="preserve">Postman, Entorno de Staging. </w:t>
+            </w:r>
+            <w:r>
+              <w:rPr>
+                <w:rtl w:val="0"/>
+              </w:rPr>
+            </w:r>
+          </w:p>
+        </w:tc>
+        <w:tc>
+          <w:tcPr>
+            <w:tcBorders>
+              <w:right w:color="ffffff" w:space="0" w:sz="4" w:val="single"/>
+            </w:tcBorders>
+          </w:tcPr>
+          <w:p>
+            <w:pPr>
+              <w:jc w:val="both"/>
+              <w:rPr>
+                <w:rFonts w:ascii="Calibri" w:cs="Calibri" w:eastAsia="Calibri" w:hAnsi="Calibri"/>
+                <w:i w:val="1"/>
+                <w:iCs w:val="1"/>
+                <w:color w:val="548dd4"/>
+                <w:sz w:val="18"/>
+                <w:szCs w:val="18"/>
+              </w:rPr>
+            </w:pPr>
+            <w:r>
+              <w:rPr>
+                <w:i w:val="1"/>
+                <w:iCs w:val="1"/>
+                <w:color w:val="548dd4"/>
+                <w:sz w:val="18"/>
+                <w:szCs w:val="18"/>
+                <w:rtl w:val="0"/>
+              </w:rPr>
+              <w:t xml:space="preserve">3 Semanas (S14-S16) </w:t>
+            </w:r>
+            <w:r>
+              <w:rPr>
                 <w:rtl w:val="0"/>
               </w:rPr>
             </w:r>
@@ -4645,6 +5259,226 @@
             </w:pPr>
             <w:r>
               <w:rPr>
+                <w:i w:val="1"/>
+                <w:iCs w:val="1"/>
+                <w:color w:val="548dd4"/>
+                <w:sz w:val="18"/>
+                <w:szCs w:val="18"/>
+                <w:rtl w:val="0"/>
+              </w:rPr>
+              <w:t xml:space="preserve">Garay</w:t>
+            </w:r>
+            <w:r>
+              <w:rPr>
+                <w:rtl w:val="0"/>
+              </w:rPr>
+            </w:r>
+          </w:p>
+        </w:tc>
+        <w:tc>
+          <w:tcPr/>
+          <w:p>
+            <w:pPr>
+              <w:jc w:val="both"/>
+              <w:rPr>
+                <w:rFonts w:ascii="Calibri" w:cs="Calibri" w:eastAsia="Calibri" w:hAnsi="Calibri"/>
+                <w:i w:val="1"/>
+                <w:iCs w:val="1"/>
+                <w:color w:val="548dd4"/>
+                <w:sz w:val="18"/>
+                <w:szCs w:val="18"/>
+              </w:rPr>
+            </w:pPr>
+            <w:r>
+              <w:rPr>
+                <w:b w:val="1"/>
+                <w:bCs w:val="1"/>
+                <w:i w:val="1"/>
+                <w:iCs w:val="1"/>
+                <w:color w:val="548dd4"/>
+                <w:sz w:val="18"/>
+                <w:szCs w:val="18"/>
+                <w:rtl w:val="0"/>
+              </w:rPr>
+              <w:t xml:space="preserve">Facilitador:</w:t>
+            </w:r>
+            <w:r>
+              <w:rPr>
+                <w:i w:val="1"/>
+                <w:iCs w:val="1"/>
+                <w:color w:val="548dd4"/>
+                <w:sz w:val="18"/>
+                <w:szCs w:val="18"/>
+                <w:rtl w:val="0"/>
+              </w:rPr>
+              <w:t xml:space="preserve"> Ambientes aislados para pruebas. </w:t>
+            </w:r>
+            <w:r>
+              <w:rPr>
+                <w:rtl w:val="0"/>
+              </w:rPr>
+            </w:r>
+          </w:p>
+        </w:tc>
+      </w:tr>
+      <w:tr>
+        <w:trPr>
+          <w:cantSplit w:val="0"/>
+          <w:tblHeader w:val="0"/>
+        </w:trPr>
+        <w:tc>
+          <w:tcPr/>
+          <w:p>
+            <w:pPr>
+              <w:jc w:val="both"/>
+              <w:rPr>
+                <w:i w:val="1"/>
+                <w:iCs w:val="1"/>
+                <w:color w:val="548dd4"/>
+                <w:sz w:val="18"/>
+                <w:szCs w:val="18"/>
+              </w:rPr>
+            </w:pPr>
+            <w:r>
+              <w:rPr>
+                <w:i w:val="1"/>
+                <w:iCs w:val="1"/>
+                <w:color w:val="548dd4"/>
+                <w:sz w:val="18"/>
+                <w:szCs w:val="18"/>
+                <w:rtl w:val="0"/>
+              </w:rPr>
+              <w:t xml:space="preserve">Programación Web </w:t>
+            </w:r>
+          </w:p>
+        </w:tc>
+        <w:tc>
+          <w:tcPr/>
+          <w:p>
+            <w:pPr>
+              <w:jc w:val="both"/>
+              <w:rPr>
+                <w:rFonts w:ascii="Calibri" w:cs="Calibri" w:eastAsia="Calibri" w:hAnsi="Calibri"/>
+                <w:i w:val="1"/>
+                <w:iCs w:val="1"/>
+                <w:color w:val="548dd4"/>
+                <w:sz w:val="18"/>
+                <w:szCs w:val="18"/>
+              </w:rPr>
+            </w:pPr>
+            <w:r>
+              <w:rPr>
+                <w:i w:val="1"/>
+                <w:iCs w:val="1"/>
+                <w:color w:val="548dd4"/>
+                <w:sz w:val="18"/>
+                <w:szCs w:val="18"/>
+                <w:rtl w:val="0"/>
+              </w:rPr>
+              <w:t xml:space="preserve">Despliegue y Cierre APT </w:t>
+            </w:r>
+            <w:r>
+              <w:rPr>
+                <w:rtl w:val="0"/>
+              </w:rPr>
+            </w:r>
+          </w:p>
+        </w:tc>
+        <w:tc>
+          <w:tcPr/>
+          <w:p>
+            <w:pPr>
+              <w:jc w:val="both"/>
+              <w:rPr>
+                <w:rFonts w:ascii="Calibri" w:cs="Calibri" w:eastAsia="Calibri" w:hAnsi="Calibri"/>
+                <w:i w:val="1"/>
+                <w:iCs w:val="1"/>
+                <w:color w:val="548dd4"/>
+                <w:sz w:val="18"/>
+                <w:szCs w:val="18"/>
+              </w:rPr>
+            </w:pPr>
+            <w:r>
+              <w:rPr>
+                <w:i w:val="1"/>
+                <w:iCs w:val="1"/>
+                <w:color w:val="548dd4"/>
+                <w:sz w:val="18"/>
+                <w:szCs w:val="18"/>
+                <w:rtl w:val="0"/>
+              </w:rPr>
+              <w:t xml:space="preserve">Migración a producción, capacitaciones y Acta de Cierre. </w:t>
+            </w:r>
+            <w:r>
+              <w:rPr>
+                <w:rtl w:val="0"/>
+              </w:rPr>
+            </w:r>
+          </w:p>
+        </w:tc>
+        <w:tc>
+          <w:tcPr/>
+          <w:p>
+            <w:pPr>
+              <w:jc w:val="both"/>
+              <w:rPr>
+                <w:rFonts w:ascii="Calibri" w:cs="Calibri" w:eastAsia="Calibri" w:hAnsi="Calibri"/>
+                <w:i w:val="1"/>
+                <w:iCs w:val="1"/>
+                <w:color w:val="548dd4"/>
+                <w:sz w:val="18"/>
+                <w:szCs w:val="18"/>
+              </w:rPr>
+            </w:pPr>
+            <w:r>
+              <w:rPr>
+                <w:i w:val="1"/>
+                <w:iCs w:val="1"/>
+                <w:color w:val="548dd4"/>
+                <w:sz w:val="18"/>
+                <w:szCs w:val="18"/>
+                <w:rtl w:val="0"/>
+              </w:rPr>
+              <w:t xml:space="preserve">Servidor Cloud, Manuales de Usuario. </w:t>
+            </w:r>
+            <w:r>
+              <w:rPr>
+                <w:rtl w:val="0"/>
+              </w:rPr>
+            </w:r>
+          </w:p>
+        </w:tc>
+        <w:tc>
+          <w:tcPr>
+            <w:tcBorders>
+              <w:right w:color="ffffff" w:space="0" w:sz="4" w:val="single"/>
+            </w:tcBorders>
+          </w:tcPr>
+          <w:p>
+            <w:pPr>
+              <w:jc w:val="both"/>
+              <w:rPr>
+                <w:rFonts w:ascii="Calibri" w:cs="Calibri" w:eastAsia="Calibri" w:hAnsi="Calibri"/>
+                <w:i w:val="1"/>
+                <w:iCs w:val="1"/>
+                <w:color w:val="548dd4"/>
+                <w:sz w:val="18"/>
+                <w:szCs w:val="18"/>
+              </w:rPr>
+            </w:pPr>
+            <w:r>
+              <w:rPr>
+                <w:i w:val="1"/>
+                <w:iCs w:val="1"/>
+                <w:color w:val="548dd4"/>
+                <w:sz w:val="18"/>
+                <w:szCs w:val="18"/>
+                <w:rtl w:val="0"/>
+              </w:rPr>
+              <w:t xml:space="preserve">2 Semanas (S17-S18) </w:t>
+            </w:r>
+            <w:r>
+              <w:rPr>
                 <w:rtl w:val="0"/>
               </w:rPr>
             </w:r>
@@ -4671,38 +5505,22 @@
             </w:pPr>
             <w:r>
               <w:rPr>
-                <w:rtl w:val="0"/>
-              </w:rPr>
-            </w:r>
-          </w:p>
-        </w:tc>
-        <w:tc>
-          <w:tcPr/>
-          <w:p>
-            <w:pPr>
-              <w:jc w:val="both"/>
-              <w:rPr>
-                <w:rFonts w:ascii="Calibri" w:cs="Calibri" w:eastAsia="Calibri" w:hAnsi="Calibri"/>
                 <w:i w:val="1"/>
                 <w:iCs w:val="1"/>
                 <w:color w:val="548dd4"/>
                 <w:sz w:val="18"/>
                 <w:szCs w:val="18"/>
-              </w:rPr>
-            </w:pPr>
-            <w:r>
-              <w:rPr>
-                <w:rtl w:val="0"/>
-              </w:rPr>
-            </w:r>
-          </w:p>
-        </w:tc>
-      </w:tr>
-      <w:tr>
-        <w:trPr>
-          <w:cantSplit w:val="0"/>
-          <w:tblHeader w:val="0"/>
-        </w:trPr>
+                <w:rtl w:val="0"/>
+              </w:rPr>
+              <w:t xml:space="preserve">Todos</w:t>
+            </w:r>
+            <w:r>
+              <w:rPr>
+                <w:rtl w:val="0"/>
+              </w:rPr>
+            </w:r>
+          </w:p>
+        </w:tc>
         <w:tc>
           <w:tcPr/>
           <w:p>
@@ -4719,191 +5537,28 @@
             </w:pPr>
             <w:r>
               <w:rPr>
-                <w:rtl w:val="0"/>
-              </w:rPr>
-            </w:r>
-          </w:p>
-        </w:tc>
-        <w:tc>
-          <w:tcPr/>
-          <w:p>
-            <w:pPr>
-              <w:jc w:val="both"/>
-              <w:rPr>
-                <w:rFonts w:ascii="Calibri" w:cs="Calibri" w:eastAsia="Calibri" w:hAnsi="Calibri"/>
+                <w:b w:val="1"/>
+                <w:bCs w:val="1"/>
                 <w:i w:val="1"/>
                 <w:iCs w:val="1"/>
                 <w:color w:val="548dd4"/>
                 <w:sz w:val="18"/>
                 <w:szCs w:val="18"/>
-              </w:rPr>
-            </w:pPr>
-            <w:r>
-              <w:rPr>
-                <w:rtl w:val="0"/>
-              </w:rPr>
-            </w:r>
-          </w:p>
-        </w:tc>
-        <w:tc>
-          <w:tcPr/>
-          <w:p>
-            <w:pPr>
-              <w:jc w:val="both"/>
-              <w:rPr>
-                <w:rFonts w:ascii="Calibri" w:cs="Calibri" w:eastAsia="Calibri" w:hAnsi="Calibri"/>
+                <w:rtl w:val="0"/>
+              </w:rPr>
+              <w:t xml:space="preserve">Facilitador:</w:t>
+            </w:r>
+            <w:r>
+              <w:rPr>
                 <w:i w:val="1"/>
                 <w:iCs w:val="1"/>
                 <w:color w:val="548dd4"/>
                 <w:sz w:val="18"/>
                 <w:szCs w:val="18"/>
-              </w:rPr>
-            </w:pPr>
-            <w:r>
-              <w:rPr>
-                <w:rtl w:val="0"/>
-              </w:rPr>
-            </w:r>
-          </w:p>
-        </w:tc>
-        <w:tc>
-          <w:tcPr/>
-          <w:p>
-            <w:pPr>
-              <w:jc w:val="both"/>
-              <w:rPr>
-                <w:rFonts w:ascii="Calibri" w:cs="Calibri" w:eastAsia="Calibri" w:hAnsi="Calibri"/>
-                <w:i w:val="1"/>
-                <w:iCs w:val="1"/>
-                <w:color w:val="548dd4"/>
-                <w:sz w:val="18"/>
-                <w:szCs w:val="18"/>
-              </w:rPr>
-            </w:pPr>
-            <w:r>
-              <w:rPr>
-                <w:rtl w:val="0"/>
-              </w:rPr>
-            </w:r>
-          </w:p>
-        </w:tc>
-        <w:tc>
-          <w:tcPr>
-            <w:tcBorders>
-              <w:right w:color="ffffff" w:space="0" w:sz="4" w:val="single"/>
-            </w:tcBorders>
-          </w:tcPr>
-          <w:p>
-            <w:pPr>
-              <w:jc w:val="both"/>
-              <w:rPr>
-                <w:rFonts w:ascii="Calibri" w:cs="Calibri" w:eastAsia="Calibri" w:hAnsi="Calibri"/>
-                <w:i w:val="1"/>
-                <w:iCs w:val="1"/>
-                <w:color w:val="548dd4"/>
-                <w:sz w:val="18"/>
-                <w:szCs w:val="18"/>
-              </w:rPr>
-            </w:pPr>
-            <w:r>
-              <w:rPr>
-                <w:rtl w:val="0"/>
-              </w:rPr>
-            </w:r>
-          </w:p>
-        </w:tc>
-        <w:tc>
-          <w:tcPr>
-            <w:tcBorders>
-              <w:left w:color="ffffff" w:space="0" w:sz="4" w:val="single"/>
-            </w:tcBorders>
-            <w:shd w:fill="d9d9d9" w:val="clear"/>
-          </w:tcPr>
-          <w:p>
-            <w:pPr>
-              <w:jc w:val="both"/>
-              <w:rPr>
-                <w:rFonts w:ascii="Calibri" w:cs="Calibri" w:eastAsia="Calibri" w:hAnsi="Calibri"/>
-                <w:i w:val="1"/>
-                <w:iCs w:val="1"/>
-                <w:color w:val="548dd4"/>
-                <w:sz w:val="18"/>
-                <w:szCs w:val="18"/>
-              </w:rPr>
-            </w:pPr>
-            <w:r>
-              <w:rPr>
-                <w:rtl w:val="0"/>
-              </w:rPr>
-            </w:r>
-          </w:p>
-        </w:tc>
-        <w:tc>
-          <w:tcPr>
-            <w:tcBorders>
-              <w:left w:color="ffffff" w:space="0" w:sz="4" w:val="single"/>
-            </w:tcBorders>
-            <w:shd w:fill="d9d9d9" w:val="clear"/>
-          </w:tcPr>
-          <w:p>
-            <w:pPr>
-              <w:jc w:val="both"/>
-              <w:rPr>
-                <w:rFonts w:ascii="Calibri" w:cs="Calibri" w:eastAsia="Calibri" w:hAnsi="Calibri"/>
-                <w:i w:val="1"/>
-                <w:iCs w:val="1"/>
-                <w:color w:val="548dd4"/>
-                <w:sz w:val="18"/>
-                <w:szCs w:val="18"/>
-              </w:rPr>
-            </w:pPr>
-            <w:r>
-              <w:rPr>
-                <w:rtl w:val="0"/>
-              </w:rPr>
-            </w:r>
-          </w:p>
-        </w:tc>
-        <w:tc>
-          <w:tcPr>
-            <w:tcBorders>
-              <w:left w:color="ffffff" w:space="0" w:sz="4" w:val="single"/>
-            </w:tcBorders>
-            <w:shd w:fill="d9d9d9" w:val="clear"/>
-          </w:tcPr>
-          <w:p>
-            <w:pPr>
-              <w:jc w:val="both"/>
-              <w:rPr>
-                <w:rFonts w:ascii="Calibri" w:cs="Calibri" w:eastAsia="Calibri" w:hAnsi="Calibri"/>
-                <w:i w:val="1"/>
-                <w:iCs w:val="1"/>
-                <w:color w:val="548dd4"/>
-                <w:sz w:val="18"/>
-                <w:szCs w:val="18"/>
-              </w:rPr>
-            </w:pPr>
-            <w:r>
-              <w:rPr>
-                <w:rtl w:val="0"/>
-              </w:rPr>
-            </w:r>
-          </w:p>
-        </w:tc>
-        <w:tc>
-          <w:tcPr/>
-          <w:p>
-            <w:pPr>
-              <w:jc w:val="both"/>
-              <w:rPr>
-                <w:rFonts w:ascii="Calibri" w:cs="Calibri" w:eastAsia="Calibri" w:hAnsi="Calibri"/>
-                <w:i w:val="1"/>
-                <w:iCs w:val="1"/>
-                <w:color w:val="548dd4"/>
-                <w:sz w:val="18"/>
-                <w:szCs w:val="18"/>
-              </w:rPr>
-            </w:pPr>
+                <w:rtl w:val="0"/>
+              </w:rPr>
+              <w:t xml:space="preserve"> Documentación del sistema terminada. </w:t>
+            </w:r>
             <w:r>
               <w:rPr>
                 <w:rtl w:val="0"/>
@@ -5792,7 +6447,6 @@
             </w:pPr>
             <w:r>
               <w:rPr>
-                <w:rFonts w:ascii="Calibri" w:cs="Calibri" w:eastAsia="Calibri" w:hAnsi="Calibri"/>
                 <w:i w:val="1"/>
                 <w:iCs w:val="1"/>
                 <w:color w:val="548dd4"/>
@@ -5800,37 +6454,41 @@
                 <w:szCs w:val="16"/>
                 <w:rtl w:val="0"/>
               </w:rPr>
-              <w:t xml:space="preserve">Describe actividades del punto anterior</w:t>
-            </w:r>
-            <w:r>
-              <w:rPr>
-                <w:rtl w:val="0"/>
-              </w:rPr>
-            </w:r>
-          </w:p>
-        </w:tc>
-        <w:tc>
-          <w:tcPr/>
-          <w:p>
-            <w:pPr>
-              <w:spacing w:line="360" w:lineRule="auto"/>
-              <w:jc w:val="both"/>
-              <w:rPr>
-                <w:b w:val="1"/>
-                <w:bCs w:val="1"/>
-                <w:sz w:val="16"/>
-                <w:szCs w:val="16"/>
-              </w:rPr>
-            </w:pPr>
-            <w:r>
-              <w:rPr>
-                <w:rtl w:val="0"/>
-              </w:rPr>
-            </w:r>
-          </w:p>
-        </w:tc>
-        <w:tc>
-          <w:tcPr/>
+              <w:t xml:space="preserve">Planificación y constitución</w:t>
+            </w:r>
+            <w:r>
+              <w:rPr>
+                <w:rtl w:val="0"/>
+              </w:rPr>
+            </w:r>
+          </w:p>
+        </w:tc>
+        <w:tc>
+          <w:tcPr>
+            <w:shd w:fill="000000" w:val="clear"/>
+          </w:tcPr>
+          <w:p>
+            <w:pPr>
+              <w:spacing w:line="360" w:lineRule="auto"/>
+              <w:jc w:val="both"/>
+              <w:rPr>
+                <w:b w:val="1"/>
+                <w:bCs w:val="1"/>
+                <w:sz w:val="16"/>
+                <w:szCs w:val="16"/>
+              </w:rPr>
+            </w:pPr>
+            <w:r>
+              <w:rPr>
+                <w:rtl w:val="0"/>
+              </w:rPr>
+            </w:r>
+          </w:p>
+        </w:tc>
+        <w:tc>
+          <w:tcPr>
+            <w:shd w:fill="000000" w:val="clear"/>
+          </w:tcPr>
           <w:p>
             <w:pPr>
               <w:spacing w:line="360" w:lineRule="auto"/>
@@ -6193,113 +6851,126 @@
             </w:pPr>
             <w:r>
               <w:rPr>
-                <w:rtl w:val="0"/>
-              </w:rPr>
-            </w:r>
-          </w:p>
-        </w:tc>
-        <w:tc>
-          <w:tcPr/>
-          <w:p>
-            <w:pPr>
-              <w:spacing w:line="360" w:lineRule="auto"/>
-              <w:jc w:val="both"/>
-              <w:rPr>
-                <w:b w:val="1"/>
-                <w:bCs w:val="1"/>
-                <w:sz w:val="16"/>
-                <w:szCs w:val="16"/>
-              </w:rPr>
-            </w:pPr>
-            <w:r>
-              <w:rPr>
-                <w:rtl w:val="0"/>
-              </w:rPr>
-            </w:r>
-          </w:p>
-        </w:tc>
-        <w:tc>
-          <w:tcPr/>
-          <w:p>
-            <w:pPr>
-              <w:spacing w:line="360" w:lineRule="auto"/>
-              <w:jc w:val="both"/>
-              <w:rPr>
-                <w:b w:val="1"/>
-                <w:bCs w:val="1"/>
-                <w:sz w:val="16"/>
-                <w:szCs w:val="16"/>
-              </w:rPr>
-            </w:pPr>
-            <w:r>
-              <w:rPr>
-                <w:rtl w:val="0"/>
-              </w:rPr>
-            </w:r>
-          </w:p>
-        </w:tc>
-        <w:tc>
-          <w:tcPr/>
-          <w:p>
-            <w:pPr>
-              <w:spacing w:line="360" w:lineRule="auto"/>
-              <w:jc w:val="both"/>
-              <w:rPr>
-                <w:b w:val="1"/>
-                <w:bCs w:val="1"/>
-                <w:sz w:val="16"/>
-                <w:szCs w:val="16"/>
-              </w:rPr>
-            </w:pPr>
-            <w:r>
-              <w:rPr>
-                <w:rtl w:val="0"/>
-              </w:rPr>
-            </w:r>
-          </w:p>
-        </w:tc>
-        <w:tc>
-          <w:tcPr/>
-          <w:p>
-            <w:pPr>
-              <w:spacing w:line="360" w:lineRule="auto"/>
-              <w:jc w:val="both"/>
-              <w:rPr>
-                <w:b w:val="1"/>
-                <w:bCs w:val="1"/>
-                <w:sz w:val="16"/>
-                <w:szCs w:val="16"/>
-              </w:rPr>
-            </w:pPr>
-            <w:r>
-              <w:rPr>
-                <w:rtl w:val="0"/>
-              </w:rPr>
-            </w:r>
-          </w:p>
-        </w:tc>
-        <w:tc>
-          <w:tcPr/>
-          <w:p>
-            <w:pPr>
-              <w:spacing w:line="360" w:lineRule="auto"/>
-              <w:jc w:val="both"/>
-              <w:rPr>
-                <w:b w:val="1"/>
-                <w:bCs w:val="1"/>
-                <w:sz w:val="16"/>
-                <w:szCs w:val="16"/>
-              </w:rPr>
-            </w:pPr>
-            <w:r>
-              <w:rPr>
-                <w:rtl w:val="0"/>
-              </w:rPr>
-            </w:r>
-          </w:p>
-        </w:tc>
-        <w:tc>
-          <w:tcPr/>
+                <w:b w:val="1"/>
+                <w:bCs w:val="1"/>
+                <w:sz w:val="16"/>
+                <w:szCs w:val="16"/>
+                <w:rtl w:val="0"/>
+              </w:rPr>
+              <w:t xml:space="preserve">Levantamiento y arquitectura</w:t>
+            </w:r>
+          </w:p>
+        </w:tc>
+        <w:tc>
+          <w:tcPr/>
+          <w:p>
+            <w:pPr>
+              <w:spacing w:line="360" w:lineRule="auto"/>
+              <w:jc w:val="both"/>
+              <w:rPr>
+                <w:b w:val="1"/>
+                <w:bCs w:val="1"/>
+                <w:sz w:val="16"/>
+                <w:szCs w:val="16"/>
+              </w:rPr>
+            </w:pPr>
+            <w:r>
+              <w:rPr>
+                <w:rtl w:val="0"/>
+              </w:rPr>
+            </w:r>
+          </w:p>
+        </w:tc>
+        <w:tc>
+          <w:tcPr/>
+          <w:p>
+            <w:pPr>
+              <w:spacing w:line="360" w:lineRule="auto"/>
+              <w:jc w:val="both"/>
+              <w:rPr>
+                <w:b w:val="1"/>
+                <w:bCs w:val="1"/>
+                <w:sz w:val="16"/>
+                <w:szCs w:val="16"/>
+              </w:rPr>
+            </w:pPr>
+            <w:r>
+              <w:rPr>
+                <w:rtl w:val="0"/>
+              </w:rPr>
+            </w:r>
+          </w:p>
+        </w:tc>
+        <w:tc>
+          <w:tcPr>
+            <w:shd w:fill="000000" w:val="clear"/>
+          </w:tcPr>
+          <w:p>
+            <w:pPr>
+              <w:spacing w:line="360" w:lineRule="auto"/>
+              <w:jc w:val="both"/>
+              <w:rPr>
+                <w:b w:val="1"/>
+                <w:bCs w:val="1"/>
+                <w:sz w:val="16"/>
+                <w:szCs w:val="16"/>
+              </w:rPr>
+            </w:pPr>
+            <w:r>
+              <w:rPr>
+                <w:rtl w:val="0"/>
+              </w:rPr>
+            </w:r>
+          </w:p>
+        </w:tc>
+        <w:tc>
+          <w:tcPr>
+            <w:shd w:fill="000000" w:val="clear"/>
+          </w:tcPr>
+          <w:p>
+            <w:pPr>
+              <w:spacing w:line="360" w:lineRule="auto"/>
+              <w:jc w:val="both"/>
+              <w:rPr>
+                <w:b w:val="1"/>
+                <w:bCs w:val="1"/>
+                <w:sz w:val="16"/>
+                <w:szCs w:val="16"/>
+              </w:rPr>
+            </w:pPr>
+            <w:r>
+              <w:rPr>
+                <w:rtl w:val="0"/>
+              </w:rPr>
+            </w:r>
+          </w:p>
+        </w:tc>
+        <w:tc>
+          <w:tcPr>
+            <w:shd w:fill="000000" w:val="clear"/>
+          </w:tcPr>
+          <w:p>
+            <w:pPr>
+              <w:spacing w:line="360" w:lineRule="auto"/>
+              <w:jc w:val="both"/>
+              <w:rPr>
+                <w:b w:val="1"/>
+                <w:bCs w:val="1"/>
+                <w:sz w:val="16"/>
+                <w:szCs w:val="16"/>
+              </w:rPr>
+            </w:pPr>
+            <w:r>
+              <w:rPr>
+                <w:rtl w:val="0"/>
+              </w:rPr>
+            </w:r>
+          </w:p>
+        </w:tc>
+        <w:tc>
+          <w:tcPr>
+            <w:shd w:fill="000000" w:val="clear"/>
+          </w:tcPr>
           <w:p>
             <w:pPr>
               <w:spacing w:line="360" w:lineRule="auto"/>
@@ -6582,153 +7253,162 @@
             </w:pPr>
             <w:r>
               <w:rPr>
-                <w:rtl w:val="0"/>
-              </w:rPr>
-            </w:r>
-          </w:p>
-        </w:tc>
-        <w:tc>
-          <w:tcPr/>
-          <w:p>
-            <w:pPr>
-              <w:spacing w:line="360" w:lineRule="auto"/>
-              <w:jc w:val="both"/>
-              <w:rPr>
-                <w:b w:val="1"/>
-                <w:bCs w:val="1"/>
-                <w:sz w:val="16"/>
-                <w:szCs w:val="16"/>
-              </w:rPr>
-            </w:pPr>
-            <w:r>
-              <w:rPr>
-                <w:rtl w:val="0"/>
-              </w:rPr>
-            </w:r>
-          </w:p>
-        </w:tc>
-        <w:tc>
-          <w:tcPr/>
-          <w:p>
-            <w:pPr>
-              <w:spacing w:line="360" w:lineRule="auto"/>
-              <w:jc w:val="both"/>
-              <w:rPr>
-                <w:b w:val="1"/>
-                <w:bCs w:val="1"/>
-                <w:sz w:val="16"/>
-                <w:szCs w:val="16"/>
-              </w:rPr>
-            </w:pPr>
-            <w:r>
-              <w:rPr>
-                <w:rtl w:val="0"/>
-              </w:rPr>
-            </w:r>
-          </w:p>
-        </w:tc>
-        <w:tc>
-          <w:tcPr/>
-          <w:p>
-            <w:pPr>
-              <w:spacing w:line="360" w:lineRule="auto"/>
-              <w:jc w:val="both"/>
-              <w:rPr>
-                <w:b w:val="1"/>
-                <w:bCs w:val="1"/>
-                <w:sz w:val="16"/>
-                <w:szCs w:val="16"/>
-              </w:rPr>
-            </w:pPr>
-            <w:r>
-              <w:rPr>
-                <w:rtl w:val="0"/>
-              </w:rPr>
-            </w:r>
-          </w:p>
-        </w:tc>
-        <w:tc>
-          <w:tcPr/>
-          <w:p>
-            <w:pPr>
-              <w:spacing w:line="360" w:lineRule="auto"/>
-              <w:jc w:val="both"/>
-              <w:rPr>
-                <w:b w:val="1"/>
-                <w:bCs w:val="1"/>
-                <w:sz w:val="16"/>
-                <w:szCs w:val="16"/>
-              </w:rPr>
-            </w:pPr>
-            <w:r>
-              <w:rPr>
-                <w:rtl w:val="0"/>
-              </w:rPr>
-            </w:r>
-          </w:p>
-        </w:tc>
-        <w:tc>
-          <w:tcPr/>
-          <w:p>
-            <w:pPr>
-              <w:spacing w:line="360" w:lineRule="auto"/>
-              <w:jc w:val="both"/>
-              <w:rPr>
-                <w:b w:val="1"/>
-                <w:bCs w:val="1"/>
-                <w:sz w:val="16"/>
-                <w:szCs w:val="16"/>
-              </w:rPr>
-            </w:pPr>
-            <w:r>
-              <w:rPr>
-                <w:rtl w:val="0"/>
-              </w:rPr>
-            </w:r>
-          </w:p>
-        </w:tc>
-        <w:tc>
-          <w:tcPr/>
-          <w:p>
-            <w:pPr>
-              <w:spacing w:line="360" w:lineRule="auto"/>
-              <w:jc w:val="both"/>
-              <w:rPr>
-                <w:b w:val="1"/>
-                <w:bCs w:val="1"/>
-                <w:sz w:val="16"/>
-                <w:szCs w:val="16"/>
-              </w:rPr>
-            </w:pPr>
-            <w:r>
-              <w:rPr>
-                <w:rtl w:val="0"/>
-              </w:rPr>
-            </w:r>
-          </w:p>
-        </w:tc>
-        <w:tc>
-          <w:tcPr/>
-          <w:p>
-            <w:pPr>
-              <w:spacing w:line="360" w:lineRule="auto"/>
-              <w:jc w:val="both"/>
-              <w:rPr>
-                <w:b w:val="1"/>
-                <w:bCs w:val="1"/>
-                <w:sz w:val="16"/>
-                <w:szCs w:val="16"/>
-              </w:rPr>
-            </w:pPr>
-            <w:r>
-              <w:rPr>
-                <w:rtl w:val="0"/>
-              </w:rPr>
-            </w:r>
-          </w:p>
-        </w:tc>
-        <w:tc>
-          <w:tcPr/>
+                <w:b w:val="1"/>
+                <w:bCs w:val="1"/>
+                <w:sz w:val="16"/>
+                <w:szCs w:val="16"/>
+                <w:rtl w:val="0"/>
+              </w:rPr>
+              <w:t xml:space="preserve">Scripting y Modelo BD</w:t>
+            </w:r>
+          </w:p>
+        </w:tc>
+        <w:tc>
+          <w:tcPr/>
+          <w:p>
+            <w:pPr>
+              <w:spacing w:line="360" w:lineRule="auto"/>
+              <w:jc w:val="both"/>
+              <w:rPr>
+                <w:b w:val="1"/>
+                <w:bCs w:val="1"/>
+                <w:sz w:val="16"/>
+                <w:szCs w:val="16"/>
+              </w:rPr>
+            </w:pPr>
+            <w:r>
+              <w:rPr>
+                <w:rtl w:val="0"/>
+              </w:rPr>
+            </w:r>
+          </w:p>
+        </w:tc>
+        <w:tc>
+          <w:tcPr/>
+          <w:p>
+            <w:pPr>
+              <w:spacing w:line="360" w:lineRule="auto"/>
+              <w:jc w:val="both"/>
+              <w:rPr>
+                <w:b w:val="1"/>
+                <w:bCs w:val="1"/>
+                <w:sz w:val="16"/>
+                <w:szCs w:val="16"/>
+              </w:rPr>
+            </w:pPr>
+            <w:r>
+              <w:rPr>
+                <w:rtl w:val="0"/>
+              </w:rPr>
+            </w:r>
+          </w:p>
+        </w:tc>
+        <w:tc>
+          <w:tcPr/>
+          <w:p>
+            <w:pPr>
+              <w:spacing w:line="360" w:lineRule="auto"/>
+              <w:jc w:val="both"/>
+              <w:rPr>
+                <w:b w:val="1"/>
+                <w:bCs w:val="1"/>
+                <w:sz w:val="16"/>
+                <w:szCs w:val="16"/>
+              </w:rPr>
+            </w:pPr>
+            <w:r>
+              <w:rPr>
+                <w:rtl w:val="0"/>
+              </w:rPr>
+            </w:r>
+          </w:p>
+        </w:tc>
+        <w:tc>
+          <w:tcPr/>
+          <w:p>
+            <w:pPr>
+              <w:spacing w:line="360" w:lineRule="auto"/>
+              <w:jc w:val="both"/>
+              <w:rPr>
+                <w:b w:val="1"/>
+                <w:bCs w:val="1"/>
+                <w:sz w:val="16"/>
+                <w:szCs w:val="16"/>
+              </w:rPr>
+            </w:pPr>
+            <w:r>
+              <w:rPr>
+                <w:rtl w:val="0"/>
+              </w:rPr>
+            </w:r>
+          </w:p>
+        </w:tc>
+        <w:tc>
+          <w:tcPr/>
+          <w:p>
+            <w:pPr>
+              <w:spacing w:line="360" w:lineRule="auto"/>
+              <w:jc w:val="both"/>
+              <w:rPr>
+                <w:b w:val="1"/>
+                <w:bCs w:val="1"/>
+                <w:sz w:val="16"/>
+                <w:szCs w:val="16"/>
+              </w:rPr>
+            </w:pPr>
+            <w:r>
+              <w:rPr>
+                <w:rtl w:val="0"/>
+              </w:rPr>
+            </w:r>
+          </w:p>
+        </w:tc>
+        <w:tc>
+          <w:tcPr/>
+          <w:p>
+            <w:pPr>
+              <w:spacing w:line="360" w:lineRule="auto"/>
+              <w:jc w:val="both"/>
+              <w:rPr>
+                <w:b w:val="1"/>
+                <w:bCs w:val="1"/>
+                <w:sz w:val="16"/>
+                <w:szCs w:val="16"/>
+              </w:rPr>
+            </w:pPr>
+            <w:r>
+              <w:rPr>
+                <w:rtl w:val="0"/>
+              </w:rPr>
+            </w:r>
+          </w:p>
+        </w:tc>
+        <w:tc>
+          <w:tcPr>
+            <w:shd w:fill="000000" w:val="clear"/>
+          </w:tcPr>
+          <w:p>
+            <w:pPr>
+              <w:spacing w:line="360" w:lineRule="auto"/>
+              <w:jc w:val="both"/>
+              <w:rPr>
+                <w:b w:val="1"/>
+                <w:bCs w:val="1"/>
+                <w:sz w:val="16"/>
+                <w:szCs w:val="16"/>
+              </w:rPr>
+            </w:pPr>
+            <w:r>
+              <w:rPr>
+                <w:rtl w:val="0"/>
+              </w:rPr>
+            </w:r>
+          </w:p>
+        </w:tc>
+        <w:tc>
+          <w:tcPr>
+            <w:shd w:fill="000000" w:val="clear"/>
+          </w:tcPr>
           <w:p>
             <w:pPr>
               <w:spacing w:line="360" w:lineRule="auto"/>
@@ -6931,6 +7611,1207 @@
         </w:tc>
         <w:tc>
           <w:tcPr/>
+          <w:p>
+            <w:pPr>
+              <w:spacing w:line="360" w:lineRule="auto"/>
+              <w:jc w:val="both"/>
+              <w:rPr>
+                <w:b w:val="1"/>
+                <w:bCs w:val="1"/>
+                <w:sz w:val="16"/>
+                <w:szCs w:val="16"/>
+              </w:rPr>
+            </w:pPr>
+            <w:r>
+              <w:rPr>
+                <w:rtl w:val="0"/>
+              </w:rPr>
+            </w:r>
+          </w:p>
+        </w:tc>
+      </w:tr>
+      <w:tr>
+        <w:trPr>
+          <w:cantSplit w:val="0"/>
+          <w:trHeight w:val="294" w:hRule="atLeast"/>
+          <w:tblHeader w:val="0"/>
+        </w:trPr>
+        <w:tc>
+          <w:tcPr/>
+          <w:p>
+            <w:pPr>
+              <w:spacing w:line="360" w:lineRule="auto"/>
+              <w:jc w:val="both"/>
+              <w:rPr>
+                <w:b w:val="1"/>
+                <w:bCs w:val="1"/>
+                <w:sz w:val="16"/>
+                <w:szCs w:val="16"/>
+              </w:rPr>
+            </w:pPr>
+            <w:r>
+              <w:rPr>
+                <w:b w:val="1"/>
+                <w:bCs w:val="1"/>
+                <w:sz w:val="16"/>
+                <w:szCs w:val="16"/>
+                <w:rtl w:val="0"/>
+              </w:rPr>
+              <w:t xml:space="preserve">Desarrollo Módulos Web</w:t>
+            </w:r>
+          </w:p>
+        </w:tc>
+        <w:tc>
+          <w:tcPr/>
+          <w:p>
+            <w:pPr>
+              <w:spacing w:line="360" w:lineRule="auto"/>
+              <w:jc w:val="both"/>
+              <w:rPr>
+                <w:b w:val="1"/>
+                <w:bCs w:val="1"/>
+                <w:sz w:val="16"/>
+                <w:szCs w:val="16"/>
+              </w:rPr>
+            </w:pPr>
+            <w:r>
+              <w:rPr>
+                <w:rtl w:val="0"/>
+              </w:rPr>
+            </w:r>
+          </w:p>
+        </w:tc>
+        <w:tc>
+          <w:tcPr/>
+          <w:p>
+            <w:pPr>
+              <w:spacing w:line="360" w:lineRule="auto"/>
+              <w:jc w:val="both"/>
+              <w:rPr>
+                <w:b w:val="1"/>
+                <w:bCs w:val="1"/>
+                <w:sz w:val="16"/>
+                <w:szCs w:val="16"/>
+              </w:rPr>
+            </w:pPr>
+            <w:r>
+              <w:rPr>
+                <w:rtl w:val="0"/>
+              </w:rPr>
+            </w:r>
+          </w:p>
+        </w:tc>
+        <w:tc>
+          <w:tcPr/>
+          <w:p>
+            <w:pPr>
+              <w:spacing w:line="360" w:lineRule="auto"/>
+              <w:jc w:val="both"/>
+              <w:rPr>
+                <w:b w:val="1"/>
+                <w:bCs w:val="1"/>
+                <w:sz w:val="16"/>
+                <w:szCs w:val="16"/>
+              </w:rPr>
+            </w:pPr>
+            <w:r>
+              <w:rPr>
+                <w:rtl w:val="0"/>
+              </w:rPr>
+            </w:r>
+          </w:p>
+        </w:tc>
+        <w:tc>
+          <w:tcPr/>
+          <w:p>
+            <w:pPr>
+              <w:spacing w:line="360" w:lineRule="auto"/>
+              <w:jc w:val="both"/>
+              <w:rPr>
+                <w:b w:val="1"/>
+                <w:bCs w:val="1"/>
+                <w:sz w:val="16"/>
+                <w:szCs w:val="16"/>
+              </w:rPr>
+            </w:pPr>
+            <w:r>
+              <w:rPr>
+                <w:rtl w:val="0"/>
+              </w:rPr>
+            </w:r>
+          </w:p>
+        </w:tc>
+        <w:tc>
+          <w:tcPr/>
+          <w:p>
+            <w:pPr>
+              <w:spacing w:line="360" w:lineRule="auto"/>
+              <w:jc w:val="both"/>
+              <w:rPr>
+                <w:b w:val="1"/>
+                <w:bCs w:val="1"/>
+                <w:sz w:val="16"/>
+                <w:szCs w:val="16"/>
+              </w:rPr>
+            </w:pPr>
+            <w:r>
+              <w:rPr>
+                <w:rtl w:val="0"/>
+              </w:rPr>
+            </w:r>
+          </w:p>
+        </w:tc>
+        <w:tc>
+          <w:tcPr/>
+          <w:p>
+            <w:pPr>
+              <w:spacing w:line="360" w:lineRule="auto"/>
+              <w:jc w:val="both"/>
+              <w:rPr>
+                <w:b w:val="1"/>
+                <w:bCs w:val="1"/>
+                <w:sz w:val="16"/>
+                <w:szCs w:val="16"/>
+              </w:rPr>
+            </w:pPr>
+            <w:r>
+              <w:rPr>
+                <w:rtl w:val="0"/>
+              </w:rPr>
+            </w:r>
+          </w:p>
+        </w:tc>
+        <w:tc>
+          <w:tcPr/>
+          <w:p>
+            <w:pPr>
+              <w:spacing w:line="360" w:lineRule="auto"/>
+              <w:jc w:val="both"/>
+              <w:rPr>
+                <w:b w:val="1"/>
+                <w:bCs w:val="1"/>
+                <w:sz w:val="16"/>
+                <w:szCs w:val="16"/>
+              </w:rPr>
+            </w:pPr>
+            <w:r>
+              <w:rPr>
+                <w:rtl w:val="0"/>
+              </w:rPr>
+            </w:r>
+          </w:p>
+        </w:tc>
+        <w:tc>
+          <w:tcPr/>
+          <w:p>
+            <w:pPr>
+              <w:spacing w:line="360" w:lineRule="auto"/>
+              <w:jc w:val="both"/>
+              <w:rPr>
+                <w:b w:val="1"/>
+                <w:bCs w:val="1"/>
+                <w:sz w:val="16"/>
+                <w:szCs w:val="16"/>
+              </w:rPr>
+            </w:pPr>
+            <w:r>
+              <w:rPr>
+                <w:rtl w:val="0"/>
+              </w:rPr>
+            </w:r>
+          </w:p>
+        </w:tc>
+        <w:tc>
+          <w:tcPr>
+            <w:shd w:fill="000000" w:val="clear"/>
+          </w:tcPr>
+          <w:p>
+            <w:pPr>
+              <w:spacing w:line="360" w:lineRule="auto"/>
+              <w:jc w:val="both"/>
+              <w:rPr>
+                <w:b w:val="1"/>
+                <w:bCs w:val="1"/>
+                <w:sz w:val="16"/>
+                <w:szCs w:val="16"/>
+              </w:rPr>
+            </w:pPr>
+            <w:r>
+              <w:rPr>
+                <w:rtl w:val="0"/>
+              </w:rPr>
+            </w:r>
+          </w:p>
+        </w:tc>
+        <w:tc>
+          <w:tcPr>
+            <w:shd w:fill="000000" w:val="clear"/>
+          </w:tcPr>
+          <w:p>
+            <w:pPr>
+              <w:spacing w:line="360" w:lineRule="auto"/>
+              <w:jc w:val="both"/>
+              <w:rPr>
+                <w:b w:val="1"/>
+                <w:bCs w:val="1"/>
+                <w:sz w:val="16"/>
+                <w:szCs w:val="16"/>
+              </w:rPr>
+            </w:pPr>
+            <w:r>
+              <w:rPr>
+                <w:rtl w:val="0"/>
+              </w:rPr>
+            </w:r>
+          </w:p>
+        </w:tc>
+        <w:tc>
+          <w:tcPr>
+            <w:shd w:fill="000000" w:val="clear"/>
+          </w:tcPr>
+          <w:p>
+            <w:pPr>
+              <w:spacing w:line="360" w:lineRule="auto"/>
+              <w:jc w:val="both"/>
+              <w:rPr>
+                <w:b w:val="1"/>
+                <w:bCs w:val="1"/>
+                <w:sz w:val="16"/>
+                <w:szCs w:val="16"/>
+              </w:rPr>
+            </w:pPr>
+            <w:r>
+              <w:rPr>
+                <w:rtl w:val="0"/>
+              </w:rPr>
+            </w:r>
+          </w:p>
+        </w:tc>
+        <w:tc>
+          <w:tcPr>
+            <w:shd w:fill="000000" w:val="clear"/>
+          </w:tcPr>
+          <w:p>
+            <w:pPr>
+              <w:spacing w:line="360" w:lineRule="auto"/>
+              <w:jc w:val="both"/>
+              <w:rPr>
+                <w:b w:val="1"/>
+                <w:bCs w:val="1"/>
+                <w:sz w:val="16"/>
+                <w:szCs w:val="16"/>
+              </w:rPr>
+            </w:pPr>
+            <w:r>
+              <w:rPr>
+                <w:rtl w:val="0"/>
+              </w:rPr>
+            </w:r>
+          </w:p>
+        </w:tc>
+        <w:tc>
+          <w:tcPr>
+            <w:shd w:fill="000000" w:val="clear"/>
+          </w:tcPr>
+          <w:p>
+            <w:pPr>
+              <w:spacing w:line="360" w:lineRule="auto"/>
+              <w:jc w:val="both"/>
+              <w:rPr>
+                <w:b w:val="1"/>
+                <w:bCs w:val="1"/>
+                <w:sz w:val="16"/>
+                <w:szCs w:val="16"/>
+              </w:rPr>
+            </w:pPr>
+            <w:r>
+              <w:rPr>
+                <w:rtl w:val="0"/>
+              </w:rPr>
+            </w:r>
+          </w:p>
+        </w:tc>
+        <w:tc>
+          <w:tcPr/>
+          <w:p>
+            <w:pPr>
+              <w:spacing w:line="360" w:lineRule="auto"/>
+              <w:jc w:val="both"/>
+              <w:rPr>
+                <w:b w:val="1"/>
+                <w:bCs w:val="1"/>
+                <w:sz w:val="16"/>
+                <w:szCs w:val="16"/>
+              </w:rPr>
+            </w:pPr>
+            <w:r>
+              <w:rPr>
+                <w:rtl w:val="0"/>
+              </w:rPr>
+            </w:r>
+          </w:p>
+        </w:tc>
+        <w:tc>
+          <w:tcPr/>
+          <w:p>
+            <w:pPr>
+              <w:spacing w:line="360" w:lineRule="auto"/>
+              <w:jc w:val="both"/>
+              <w:rPr>
+                <w:b w:val="1"/>
+                <w:bCs w:val="1"/>
+                <w:sz w:val="16"/>
+                <w:szCs w:val="16"/>
+              </w:rPr>
+            </w:pPr>
+            <w:r>
+              <w:rPr>
+                <w:rtl w:val="0"/>
+              </w:rPr>
+            </w:r>
+          </w:p>
+        </w:tc>
+        <w:tc>
+          <w:tcPr>
+            <w:gridSpan w:val="2"/>
+          </w:tcPr>
+          <w:p>
+            <w:pPr>
+              <w:spacing w:line="360" w:lineRule="auto"/>
+              <w:jc w:val="both"/>
+              <w:rPr>
+                <w:b w:val="1"/>
+                <w:bCs w:val="1"/>
+                <w:sz w:val="16"/>
+                <w:szCs w:val="16"/>
+              </w:rPr>
+            </w:pPr>
+            <w:r>
+              <w:rPr>
+                <w:rtl w:val="0"/>
+              </w:rPr>
+            </w:r>
+          </w:p>
+        </w:tc>
+        <w:tc>
+          <w:tcPr/>
+          <w:p>
+            <w:pPr>
+              <w:spacing w:line="360" w:lineRule="auto"/>
+              <w:jc w:val="both"/>
+              <w:rPr>
+                <w:b w:val="1"/>
+                <w:bCs w:val="1"/>
+                <w:sz w:val="16"/>
+                <w:szCs w:val="16"/>
+              </w:rPr>
+            </w:pPr>
+            <w:r>
+              <w:rPr>
+                <w:rtl w:val="0"/>
+              </w:rPr>
+            </w:r>
+          </w:p>
+        </w:tc>
+        <w:tc>
+          <w:tcPr/>
+          <w:p>
+            <w:pPr>
+              <w:spacing w:line="360" w:lineRule="auto"/>
+              <w:jc w:val="both"/>
+              <w:rPr>
+                <w:b w:val="1"/>
+                <w:bCs w:val="1"/>
+                <w:sz w:val="16"/>
+                <w:szCs w:val="16"/>
+              </w:rPr>
+            </w:pPr>
+            <w:r>
+              <w:rPr>
+                <w:rtl w:val="0"/>
+              </w:rPr>
+            </w:r>
+          </w:p>
+        </w:tc>
+      </w:tr>
+      <w:tr>
+        <w:trPr>
+          <w:cantSplit w:val="0"/>
+          <w:trHeight w:val="294" w:hRule="atLeast"/>
+          <w:tblHeader w:val="0"/>
+        </w:trPr>
+        <w:tc>
+          <w:tcPr/>
+          <w:p>
+            <w:pPr>
+              <w:spacing w:line="360" w:lineRule="auto"/>
+              <w:jc w:val="both"/>
+              <w:rPr>
+                <w:b w:val="1"/>
+                <w:bCs w:val="1"/>
+                <w:sz w:val="16"/>
+                <w:szCs w:val="16"/>
+              </w:rPr>
+            </w:pPr>
+            <w:r>
+              <w:rPr>
+                <w:b w:val="1"/>
+                <w:bCs w:val="1"/>
+                <w:sz w:val="16"/>
+                <w:szCs w:val="16"/>
+                <w:rtl w:val="0"/>
+              </w:rPr>
+              <w:t xml:space="preserve">Testing y pruebas QA</w:t>
+            </w:r>
+          </w:p>
+        </w:tc>
+        <w:tc>
+          <w:tcPr/>
+          <w:p>
+            <w:pPr>
+              <w:spacing w:line="360" w:lineRule="auto"/>
+              <w:jc w:val="both"/>
+              <w:rPr>
+                <w:b w:val="1"/>
+                <w:bCs w:val="1"/>
+                <w:sz w:val="16"/>
+                <w:szCs w:val="16"/>
+              </w:rPr>
+            </w:pPr>
+            <w:r>
+              <w:rPr>
+                <w:rtl w:val="0"/>
+              </w:rPr>
+            </w:r>
+          </w:p>
+        </w:tc>
+        <w:tc>
+          <w:tcPr/>
+          <w:p>
+            <w:pPr>
+              <w:spacing w:line="360" w:lineRule="auto"/>
+              <w:jc w:val="both"/>
+              <w:rPr>
+                <w:b w:val="1"/>
+                <w:bCs w:val="1"/>
+                <w:sz w:val="16"/>
+                <w:szCs w:val="16"/>
+              </w:rPr>
+            </w:pPr>
+            <w:r>
+              <w:rPr>
+                <w:rtl w:val="0"/>
+              </w:rPr>
+            </w:r>
+          </w:p>
+        </w:tc>
+        <w:tc>
+          <w:tcPr/>
+          <w:p>
+            <w:pPr>
+              <w:spacing w:line="360" w:lineRule="auto"/>
+              <w:jc w:val="both"/>
+              <w:rPr>
+                <w:b w:val="1"/>
+                <w:bCs w:val="1"/>
+                <w:sz w:val="16"/>
+                <w:szCs w:val="16"/>
+              </w:rPr>
+            </w:pPr>
+            <w:r>
+              <w:rPr>
+                <w:rtl w:val="0"/>
+              </w:rPr>
+            </w:r>
+          </w:p>
+        </w:tc>
+        <w:tc>
+          <w:tcPr/>
+          <w:p>
+            <w:pPr>
+              <w:spacing w:line="360" w:lineRule="auto"/>
+              <w:jc w:val="both"/>
+              <w:rPr>
+                <w:b w:val="1"/>
+                <w:bCs w:val="1"/>
+                <w:sz w:val="16"/>
+                <w:szCs w:val="16"/>
+              </w:rPr>
+            </w:pPr>
+            <w:r>
+              <w:rPr>
+                <w:rtl w:val="0"/>
+              </w:rPr>
+            </w:r>
+          </w:p>
+        </w:tc>
+        <w:tc>
+          <w:tcPr/>
+          <w:p>
+            <w:pPr>
+              <w:spacing w:line="360" w:lineRule="auto"/>
+              <w:jc w:val="both"/>
+              <w:rPr>
+                <w:b w:val="1"/>
+                <w:bCs w:val="1"/>
+                <w:sz w:val="16"/>
+                <w:szCs w:val="16"/>
+              </w:rPr>
+            </w:pPr>
+            <w:r>
+              <w:rPr>
+                <w:rtl w:val="0"/>
+              </w:rPr>
+            </w:r>
+          </w:p>
+        </w:tc>
+        <w:tc>
+          <w:tcPr/>
+          <w:p>
+            <w:pPr>
+              <w:spacing w:line="360" w:lineRule="auto"/>
+              <w:jc w:val="both"/>
+              <w:rPr>
+                <w:b w:val="1"/>
+                <w:bCs w:val="1"/>
+                <w:sz w:val="16"/>
+                <w:szCs w:val="16"/>
+              </w:rPr>
+            </w:pPr>
+            <w:r>
+              <w:rPr>
+                <w:rtl w:val="0"/>
+              </w:rPr>
+            </w:r>
+          </w:p>
+        </w:tc>
+        <w:tc>
+          <w:tcPr/>
+          <w:p>
+            <w:pPr>
+              <w:spacing w:line="360" w:lineRule="auto"/>
+              <w:jc w:val="both"/>
+              <w:rPr>
+                <w:b w:val="1"/>
+                <w:bCs w:val="1"/>
+                <w:sz w:val="16"/>
+                <w:szCs w:val="16"/>
+              </w:rPr>
+            </w:pPr>
+            <w:r>
+              <w:rPr>
+                <w:rtl w:val="0"/>
+              </w:rPr>
+            </w:r>
+          </w:p>
+        </w:tc>
+        <w:tc>
+          <w:tcPr/>
+          <w:p>
+            <w:pPr>
+              <w:spacing w:line="360" w:lineRule="auto"/>
+              <w:jc w:val="both"/>
+              <w:rPr>
+                <w:b w:val="1"/>
+                <w:bCs w:val="1"/>
+                <w:sz w:val="16"/>
+                <w:szCs w:val="16"/>
+              </w:rPr>
+            </w:pPr>
+            <w:r>
+              <w:rPr>
+                <w:rtl w:val="0"/>
+              </w:rPr>
+            </w:r>
+          </w:p>
+        </w:tc>
+        <w:tc>
+          <w:tcPr/>
+          <w:p>
+            <w:pPr>
+              <w:spacing w:line="360" w:lineRule="auto"/>
+              <w:jc w:val="both"/>
+              <w:rPr>
+                <w:b w:val="1"/>
+                <w:bCs w:val="1"/>
+                <w:sz w:val="16"/>
+                <w:szCs w:val="16"/>
+              </w:rPr>
+            </w:pPr>
+            <w:r>
+              <w:rPr>
+                <w:rtl w:val="0"/>
+              </w:rPr>
+            </w:r>
+          </w:p>
+        </w:tc>
+        <w:tc>
+          <w:tcPr/>
+          <w:p>
+            <w:pPr>
+              <w:spacing w:line="360" w:lineRule="auto"/>
+              <w:jc w:val="both"/>
+              <w:rPr>
+                <w:b w:val="1"/>
+                <w:bCs w:val="1"/>
+                <w:sz w:val="16"/>
+                <w:szCs w:val="16"/>
+              </w:rPr>
+            </w:pPr>
+            <w:r>
+              <w:rPr>
+                <w:rtl w:val="0"/>
+              </w:rPr>
+            </w:r>
+          </w:p>
+        </w:tc>
+        <w:tc>
+          <w:tcPr/>
+          <w:p>
+            <w:pPr>
+              <w:spacing w:line="360" w:lineRule="auto"/>
+              <w:jc w:val="both"/>
+              <w:rPr>
+                <w:b w:val="1"/>
+                <w:bCs w:val="1"/>
+                <w:sz w:val="16"/>
+                <w:szCs w:val="16"/>
+              </w:rPr>
+            </w:pPr>
+            <w:r>
+              <w:rPr>
+                <w:rtl w:val="0"/>
+              </w:rPr>
+            </w:r>
+          </w:p>
+        </w:tc>
+        <w:tc>
+          <w:tcPr/>
+          <w:p>
+            <w:pPr>
+              <w:spacing w:line="360" w:lineRule="auto"/>
+              <w:jc w:val="both"/>
+              <w:rPr>
+                <w:b w:val="1"/>
+                <w:bCs w:val="1"/>
+                <w:sz w:val="16"/>
+                <w:szCs w:val="16"/>
+              </w:rPr>
+            </w:pPr>
+            <w:r>
+              <w:rPr>
+                <w:rtl w:val="0"/>
+              </w:rPr>
+            </w:r>
+          </w:p>
+        </w:tc>
+        <w:tc>
+          <w:tcPr/>
+          <w:p>
+            <w:pPr>
+              <w:spacing w:line="360" w:lineRule="auto"/>
+              <w:jc w:val="both"/>
+              <w:rPr>
+                <w:b w:val="1"/>
+                <w:bCs w:val="1"/>
+                <w:sz w:val="16"/>
+                <w:szCs w:val="16"/>
+              </w:rPr>
+            </w:pPr>
+            <w:r>
+              <w:rPr>
+                <w:rtl w:val="0"/>
+              </w:rPr>
+            </w:r>
+          </w:p>
+        </w:tc>
+        <w:tc>
+          <w:tcPr>
+            <w:shd w:fill="000000" w:val="clear"/>
+          </w:tcPr>
+          <w:p>
+            <w:pPr>
+              <w:spacing w:line="360" w:lineRule="auto"/>
+              <w:jc w:val="both"/>
+              <w:rPr>
+                <w:b w:val="1"/>
+                <w:bCs w:val="1"/>
+                <w:sz w:val="16"/>
+                <w:szCs w:val="16"/>
+              </w:rPr>
+            </w:pPr>
+            <w:r>
+              <w:rPr>
+                <w:rtl w:val="0"/>
+              </w:rPr>
+            </w:r>
+          </w:p>
+        </w:tc>
+        <w:tc>
+          <w:tcPr>
+            <w:shd w:fill="000000" w:val="clear"/>
+          </w:tcPr>
+          <w:p>
+            <w:pPr>
+              <w:spacing w:line="360" w:lineRule="auto"/>
+              <w:jc w:val="both"/>
+              <w:rPr>
+                <w:b w:val="1"/>
+                <w:bCs w:val="1"/>
+                <w:sz w:val="16"/>
+                <w:szCs w:val="16"/>
+              </w:rPr>
+            </w:pPr>
+            <w:r>
+              <w:rPr>
+                <w:rtl w:val="0"/>
+              </w:rPr>
+            </w:r>
+          </w:p>
+        </w:tc>
+        <w:tc>
+          <w:tcPr>
+            <w:gridSpan w:val="2"/>
+            <w:shd w:fill="000000" w:val="clear"/>
+          </w:tcPr>
+          <w:p>
+            <w:pPr>
+              <w:spacing w:line="360" w:lineRule="auto"/>
+              <w:jc w:val="both"/>
+              <w:rPr>
+                <w:b w:val="1"/>
+                <w:bCs w:val="1"/>
+                <w:sz w:val="16"/>
+                <w:szCs w:val="16"/>
+              </w:rPr>
+            </w:pPr>
+            <w:r>
+              <w:rPr>
+                <w:rtl w:val="0"/>
+              </w:rPr>
+            </w:r>
+          </w:p>
+        </w:tc>
+        <w:tc>
+          <w:tcPr/>
+          <w:p>
+            <w:pPr>
+              <w:spacing w:line="360" w:lineRule="auto"/>
+              <w:jc w:val="both"/>
+              <w:rPr>
+                <w:b w:val="1"/>
+                <w:bCs w:val="1"/>
+                <w:sz w:val="16"/>
+                <w:szCs w:val="16"/>
+              </w:rPr>
+            </w:pPr>
+            <w:r>
+              <w:rPr>
+                <w:rtl w:val="0"/>
+              </w:rPr>
+            </w:r>
+          </w:p>
+        </w:tc>
+        <w:tc>
+          <w:tcPr/>
+          <w:p>
+            <w:pPr>
+              <w:spacing w:line="360" w:lineRule="auto"/>
+              <w:jc w:val="both"/>
+              <w:rPr>
+                <w:b w:val="1"/>
+                <w:bCs w:val="1"/>
+                <w:sz w:val="16"/>
+                <w:szCs w:val="16"/>
+              </w:rPr>
+            </w:pPr>
+            <w:r>
+              <w:rPr>
+                <w:rtl w:val="0"/>
+              </w:rPr>
+            </w:r>
+          </w:p>
+        </w:tc>
+      </w:tr>
+      <w:tr>
+        <w:trPr>
+          <w:cantSplit w:val="0"/>
+          <w:trHeight w:val="294" w:hRule="atLeast"/>
+          <w:tblHeader w:val="0"/>
+        </w:trPr>
+        <w:tc>
+          <w:tcPr/>
+          <w:p>
+            <w:pPr>
+              <w:spacing w:line="360" w:lineRule="auto"/>
+              <w:jc w:val="both"/>
+              <w:rPr>
+                <w:b w:val="1"/>
+                <w:bCs w:val="1"/>
+                <w:sz w:val="16"/>
+                <w:szCs w:val="16"/>
+              </w:rPr>
+            </w:pPr>
+            <w:r>
+              <w:rPr>
+                <w:b w:val="1"/>
+                <w:bCs w:val="1"/>
+                <w:sz w:val="16"/>
+                <w:szCs w:val="16"/>
+                <w:rtl w:val="0"/>
+              </w:rPr>
+              <w:t xml:space="preserve">Despliegue y cierre APT</w:t>
+            </w:r>
+          </w:p>
+        </w:tc>
+        <w:tc>
+          <w:tcPr/>
+          <w:p>
+            <w:pPr>
+              <w:spacing w:line="360" w:lineRule="auto"/>
+              <w:jc w:val="both"/>
+              <w:rPr>
+                <w:b w:val="1"/>
+                <w:bCs w:val="1"/>
+                <w:sz w:val="16"/>
+                <w:szCs w:val="16"/>
+              </w:rPr>
+            </w:pPr>
+            <w:r>
+              <w:rPr>
+                <w:rtl w:val="0"/>
+              </w:rPr>
+            </w:r>
+          </w:p>
+        </w:tc>
+        <w:tc>
+          <w:tcPr/>
+          <w:p>
+            <w:pPr>
+              <w:spacing w:line="360" w:lineRule="auto"/>
+              <w:jc w:val="both"/>
+              <w:rPr>
+                <w:b w:val="1"/>
+                <w:bCs w:val="1"/>
+                <w:sz w:val="16"/>
+                <w:szCs w:val="16"/>
+              </w:rPr>
+            </w:pPr>
+            <w:r>
+              <w:rPr>
+                <w:rtl w:val="0"/>
+              </w:rPr>
+            </w:r>
+          </w:p>
+        </w:tc>
+        <w:tc>
+          <w:tcPr/>
+          <w:p>
+            <w:pPr>
+              <w:spacing w:line="360" w:lineRule="auto"/>
+              <w:jc w:val="both"/>
+              <w:rPr>
+                <w:b w:val="1"/>
+                <w:bCs w:val="1"/>
+                <w:sz w:val="16"/>
+                <w:szCs w:val="16"/>
+              </w:rPr>
+            </w:pPr>
+            <w:r>
+              <w:rPr>
+                <w:rtl w:val="0"/>
+              </w:rPr>
+            </w:r>
+          </w:p>
+        </w:tc>
+        <w:tc>
+          <w:tcPr/>
+          <w:p>
+            <w:pPr>
+              <w:spacing w:line="360" w:lineRule="auto"/>
+              <w:jc w:val="both"/>
+              <w:rPr>
+                <w:b w:val="1"/>
+                <w:bCs w:val="1"/>
+                <w:sz w:val="16"/>
+                <w:szCs w:val="16"/>
+              </w:rPr>
+            </w:pPr>
+            <w:r>
+              <w:rPr>
+                <w:rtl w:val="0"/>
+              </w:rPr>
+            </w:r>
+          </w:p>
+        </w:tc>
+        <w:tc>
+          <w:tcPr/>
+          <w:p>
+            <w:pPr>
+              <w:spacing w:line="360" w:lineRule="auto"/>
+              <w:jc w:val="both"/>
+              <w:rPr>
+                <w:b w:val="1"/>
+                <w:bCs w:val="1"/>
+                <w:sz w:val="16"/>
+                <w:szCs w:val="16"/>
+              </w:rPr>
+            </w:pPr>
+            <w:r>
+              <w:rPr>
+                <w:rtl w:val="0"/>
+              </w:rPr>
+            </w:r>
+          </w:p>
+        </w:tc>
+        <w:tc>
+          <w:tcPr/>
+          <w:p>
+            <w:pPr>
+              <w:spacing w:line="360" w:lineRule="auto"/>
+              <w:jc w:val="both"/>
+              <w:rPr>
+                <w:b w:val="1"/>
+                <w:bCs w:val="1"/>
+                <w:sz w:val="16"/>
+                <w:szCs w:val="16"/>
+              </w:rPr>
+            </w:pPr>
+            <w:r>
+              <w:rPr>
+                <w:rtl w:val="0"/>
+              </w:rPr>
+            </w:r>
+          </w:p>
+        </w:tc>
+        <w:tc>
+          <w:tcPr/>
+          <w:p>
+            <w:pPr>
+              <w:spacing w:line="360" w:lineRule="auto"/>
+              <w:jc w:val="both"/>
+              <w:rPr>
+                <w:b w:val="1"/>
+                <w:bCs w:val="1"/>
+                <w:sz w:val="16"/>
+                <w:szCs w:val="16"/>
+              </w:rPr>
+            </w:pPr>
+            <w:r>
+              <w:rPr>
+                <w:rtl w:val="0"/>
+              </w:rPr>
+            </w:r>
+          </w:p>
+        </w:tc>
+        <w:tc>
+          <w:tcPr/>
+          <w:p>
+            <w:pPr>
+              <w:spacing w:line="360" w:lineRule="auto"/>
+              <w:jc w:val="both"/>
+              <w:rPr>
+                <w:b w:val="1"/>
+                <w:bCs w:val="1"/>
+                <w:sz w:val="16"/>
+                <w:szCs w:val="16"/>
+              </w:rPr>
+            </w:pPr>
+            <w:r>
+              <w:rPr>
+                <w:rtl w:val="0"/>
+              </w:rPr>
+            </w:r>
+          </w:p>
+        </w:tc>
+        <w:tc>
+          <w:tcPr/>
+          <w:p>
+            <w:pPr>
+              <w:spacing w:line="360" w:lineRule="auto"/>
+              <w:jc w:val="both"/>
+              <w:rPr>
+                <w:b w:val="1"/>
+                <w:bCs w:val="1"/>
+                <w:sz w:val="16"/>
+                <w:szCs w:val="16"/>
+              </w:rPr>
+            </w:pPr>
+            <w:r>
+              <w:rPr>
+                <w:rtl w:val="0"/>
+              </w:rPr>
+            </w:r>
+          </w:p>
+        </w:tc>
+        <w:tc>
+          <w:tcPr/>
+          <w:p>
+            <w:pPr>
+              <w:spacing w:line="360" w:lineRule="auto"/>
+              <w:jc w:val="both"/>
+              <w:rPr>
+                <w:b w:val="1"/>
+                <w:bCs w:val="1"/>
+                <w:sz w:val="16"/>
+                <w:szCs w:val="16"/>
+              </w:rPr>
+            </w:pPr>
+            <w:r>
+              <w:rPr>
+                <w:rtl w:val="0"/>
+              </w:rPr>
+            </w:r>
+          </w:p>
+        </w:tc>
+        <w:tc>
+          <w:tcPr/>
+          <w:p>
+            <w:pPr>
+              <w:spacing w:line="360" w:lineRule="auto"/>
+              <w:jc w:val="both"/>
+              <w:rPr>
+                <w:b w:val="1"/>
+                <w:bCs w:val="1"/>
+                <w:sz w:val="16"/>
+                <w:szCs w:val="16"/>
+              </w:rPr>
+            </w:pPr>
+            <w:r>
+              <w:rPr>
+                <w:rtl w:val="0"/>
+              </w:rPr>
+            </w:r>
+          </w:p>
+        </w:tc>
+        <w:tc>
+          <w:tcPr/>
+          <w:p>
+            <w:pPr>
+              <w:spacing w:line="360" w:lineRule="auto"/>
+              <w:jc w:val="both"/>
+              <w:rPr>
+                <w:b w:val="1"/>
+                <w:bCs w:val="1"/>
+                <w:sz w:val="16"/>
+                <w:szCs w:val="16"/>
+              </w:rPr>
+            </w:pPr>
+            <w:r>
+              <w:rPr>
+                <w:rtl w:val="0"/>
+              </w:rPr>
+            </w:r>
+          </w:p>
+        </w:tc>
+        <w:tc>
+          <w:tcPr/>
+          <w:p>
+            <w:pPr>
+              <w:spacing w:line="360" w:lineRule="auto"/>
+              <w:jc w:val="both"/>
+              <w:rPr>
+                <w:b w:val="1"/>
+                <w:bCs w:val="1"/>
+                <w:sz w:val="16"/>
+                <w:szCs w:val="16"/>
+              </w:rPr>
+            </w:pPr>
+            <w:r>
+              <w:rPr>
+                <w:rtl w:val="0"/>
+              </w:rPr>
+            </w:r>
+          </w:p>
+        </w:tc>
+        <w:tc>
+          <w:tcPr/>
+          <w:p>
+            <w:pPr>
+              <w:spacing w:line="360" w:lineRule="auto"/>
+              <w:jc w:val="both"/>
+              <w:rPr>
+                <w:b w:val="1"/>
+                <w:bCs w:val="1"/>
+                <w:sz w:val="16"/>
+                <w:szCs w:val="16"/>
+              </w:rPr>
+            </w:pPr>
+            <w:r>
+              <w:rPr>
+                <w:rtl w:val="0"/>
+              </w:rPr>
+            </w:r>
+          </w:p>
+        </w:tc>
+        <w:tc>
+          <w:tcPr/>
+          <w:p>
+            <w:pPr>
+              <w:spacing w:line="360" w:lineRule="auto"/>
+              <w:jc w:val="both"/>
+              <w:rPr>
+                <w:b w:val="1"/>
+                <w:bCs w:val="1"/>
+                <w:sz w:val="16"/>
+                <w:szCs w:val="16"/>
+              </w:rPr>
+            </w:pPr>
+            <w:r>
+              <w:rPr>
+                <w:rtl w:val="0"/>
+              </w:rPr>
+            </w:r>
+          </w:p>
+        </w:tc>
+        <w:tc>
+          <w:tcPr>
+            <w:gridSpan w:val="2"/>
+          </w:tcPr>
+          <w:p>
+            <w:pPr>
+              <w:spacing w:line="360" w:lineRule="auto"/>
+              <w:jc w:val="both"/>
+              <w:rPr>
+                <w:b w:val="1"/>
+                <w:bCs w:val="1"/>
+                <w:sz w:val="16"/>
+                <w:szCs w:val="16"/>
+              </w:rPr>
+            </w:pPr>
+            <w:r>
+              <w:rPr>
+                <w:rtl w:val="0"/>
+              </w:rPr>
+            </w:r>
+          </w:p>
+        </w:tc>
+        <w:tc>
+          <w:tcPr>
+            <w:shd w:fill="000000" w:val="clear"/>
+          </w:tcPr>
+          <w:p>
+            <w:pPr>
+              <w:spacing w:line="360" w:lineRule="auto"/>
+              <w:jc w:val="both"/>
+              <w:rPr>
+                <w:b w:val="1"/>
+                <w:bCs w:val="1"/>
+                <w:sz w:val="16"/>
+                <w:szCs w:val="16"/>
+              </w:rPr>
+            </w:pPr>
+            <w:r>
+              <w:rPr>
+                <w:rtl w:val="0"/>
+              </w:rPr>
+            </w:r>
+          </w:p>
+        </w:tc>
+        <w:tc>
+          <w:tcPr>
+            <w:shd w:fill="000000" w:val="clear"/>
+          </w:tcPr>
           <w:p>
             <w:pPr>
               <w:spacing w:line="360" w:lineRule="auto"/>
